--- a/svoyo-delo/대본/8부/04화_Komanda.docx
+++ b/svoyo-delo/대본/8부/04화_Komanda.docx
@@ -1240,7 +1240,7 @@
         <w:t xml:space="preserve"> </w:t>
       </w:r>
       <w:r>
-        <w:t xml:space="preserve">- 규칙: 지문 없음. 전 화 100% 「화자명: 대사」. 1턴 18단어 이내 + 긴 턴 10~15회(30~55단어). 문법 초점(C1+): 부정 의무(не должен ждать / не стану уговаривать), 대조 정의(Это не угроза. Прогноз), 조건 구문(Не согласится покупатель — сделки не будет), 관용 표현(глаза в глаза / не вслепую).</w:t>
+        <w:t xml:space="preserve">- 규칙: 지문 없음. 전 화 100% 「화자명: 대사」. 1턴 24단어 이내 + 긴 턴 10~15회(35~60단어). 문법 초점(C1+): 부정 의무(не должен ждать / не стану уговаривать), 대조 정의(Это не угроза. Прогноз), 조건 구문(Не согласится покупатель — сделки не будет), 관용 표현(глаза в глаза / не вслепую).</w:t>
       </w:r>
       <w:r>
         <w:t xml:space="preserve"> </w:t>
@@ -1344,119 +1344,119 @@
         <w:pStyle w:val="FirstParagraph"/>
       </w:pPr>
       <w:r>
-        <w:t xml:space="preserve">ZOYA: Алексей Николаевич, можно до планёрки? Это вам. От людей. Не от меня. Я только несу.</w:t>
-      </w:r>
-    </w:p>
-    <w:p>
-      <w:pPr>
-        <w:pStyle w:val="BodyText"/>
-      </w:pPr>
-      <w:r>
-        <w:t xml:space="preserve">ALEKSEY: Письмо? Бумажное?</w:t>
-      </w:r>
-    </w:p>
-    <w:p>
-      <w:pPr>
-        <w:pStyle w:val="BodyText"/>
-      </w:pPr>
-      <w:r>
-        <w:t xml:space="preserve">ZOYA: Бумажное. Подписи живые. Шестьдесят одна. Остальные в регионах — прислали фото подписей.</w:t>
-      </w:r>
-    </w:p>
-    <w:p>
-      <w:pPr>
-        <w:pStyle w:val="BodyText"/>
-      </w:pPr>
-      <w:r>
-        <w:t xml:space="preserve">ALEKSEY: Шестьдесят одна. Это больше половины. Что там?</w:t>
-      </w:r>
-    </w:p>
-    <w:p>
-      <w:pPr>
-        <w:pStyle w:val="BodyText"/>
-      </w:pPr>
-      <w:r>
-        <w:t xml:space="preserve">ZOYA: Прочитайте сами. Там одна фраза. Остальное — подписи.</w:t>
-      </w:r>
-    </w:p>
-    <w:p>
-      <w:pPr>
-        <w:pStyle w:val="BodyText"/>
-      </w:pPr>
-      <w:r>
-        <w:t xml:space="preserve">ALEKSEY: «Мы не просим не продавать. Мы просим не продавать нас вслепую». Кто это написал?</w:t>
-      </w:r>
-    </w:p>
-    <w:p>
-      <w:pPr>
-        <w:pStyle w:val="BodyText"/>
-      </w:pPr>
-      <w:r>
-        <w:t xml:space="preserve">ZOYA: Никто. Все. Сидели в пятницу в столовой. Валя с линии предложила слово «вслепую». Остальные согласились.</w:t>
-      </w:r>
-    </w:p>
-    <w:p>
-      <w:pPr>
-        <w:pStyle w:val="BodyText"/>
-      </w:pPr>
-      <w:r>
-        <w:t xml:space="preserve">DIMA: Можно? Я тоже подписал. Двадцать шестым. И ещё одна новость. Плохая.</w:t>
-      </w:r>
-    </w:p>
-    <w:p>
-      <w:pPr>
-        <w:pStyle w:val="BodyText"/>
-      </w:pPr>
-      <w:r>
-        <w:t xml:space="preserve">ALEKSEY: Говори.</w:t>
-      </w:r>
-    </w:p>
-    <w:p>
-      <w:pPr>
-        <w:pStyle w:val="BodyText"/>
-      </w:pPr>
-      <w:r>
-        <w:t xml:space="preserve">DIMA: Паша и Света были в «Северной Фарме». В пятницу. На собеседовании. Оба.</w:t>
-      </w:r>
-    </w:p>
-    <w:p>
-      <w:pPr>
-        <w:pStyle w:val="BodyText"/>
-      </w:pPr>
-      <w:r>
-        <w:t xml:space="preserve">ALEKSEY: Кирилл говорил, что им звонили. Я не знал, что они поехали.</w:t>
-      </w:r>
-    </w:p>
-    <w:p>
-      <w:pPr>
-        <w:pStyle w:val="BodyText"/>
-      </w:pPr>
-      <w:r>
-        <w:t xml:space="preserve">DIMA: Поехали. Паша — сказал мне сам. Света — нет. Я узнал от Паши.</w:t>
-      </w:r>
-    </w:p>
-    <w:p>
-      <w:pPr>
-        <w:pStyle w:val="BodyText"/>
-      </w:pPr>
-      <w:r>
-        <w:t xml:space="preserve">ZOYA: Света тоже подписала письмо. Тридцать восьмой.</w:t>
-      </w:r>
-    </w:p>
-    <w:p>
-      <w:pPr>
-        <w:pStyle w:val="BodyText"/>
-      </w:pPr>
-      <w:r>
-        <w:t xml:space="preserve">ALEKSEY: Подписала и поехала. Это не противоречие. Это страх. Собери продажи в десять, Дима.</w:t>
-      </w:r>
-    </w:p>
-    <w:p>
-      <w:pPr>
-        <w:pStyle w:val="BodyText"/>
-      </w:pPr>
-      <w:r>
-        <w:t xml:space="preserve">DIMA: Без вас — не получится. Они хотят вас. Глаза в глаза.</w:t>
+        <w:t xml:space="preserve">ZOYA: Алексей Николаевич, можно до планёрки? Это вам, от людей, а не от меня. Я только несу.</w:t>
+      </w:r>
+    </w:p>
+    <w:p>
+      <w:pPr>
+        <w:pStyle w:val="BodyText"/>
+      </w:pPr>
+      <w:r>
+        <w:t xml:space="preserve">ALEKSEY: Письмо? Неужели настоящее, бумажное?</w:t>
+      </w:r>
+    </w:p>
+    <w:p>
+      <w:pPr>
+        <w:pStyle w:val="BodyText"/>
+      </w:pPr>
+      <w:r>
+        <w:t xml:space="preserve">ZOYA: Бумажное, и подписи живые, шестьдесят одна. А те, кто в регионах, прислали фотографии своих подписей.</w:t>
+      </w:r>
+    </w:p>
+    <w:p>
+      <w:pPr>
+        <w:pStyle w:val="BodyText"/>
+      </w:pPr>
+      <w:r>
+        <w:t xml:space="preserve">ALEKSEY: Шестьдесят одна — это больше половины компании. И что же там написано?</w:t>
+      </w:r>
+    </w:p>
+    <w:p>
+      <w:pPr>
+        <w:pStyle w:val="BodyText"/>
+      </w:pPr>
+      <w:r>
+        <w:t xml:space="preserve">ZOYA: Прочитайте сами. Там всего одна фраза, а всё остальное — подписи.</w:t>
+      </w:r>
+    </w:p>
+    <w:p>
+      <w:pPr>
+        <w:pStyle w:val="BodyText"/>
+      </w:pPr>
+      <w:r>
+        <w:t xml:space="preserve">ALEKSEY: «Мы не просим не продавать. Мы просим не продавать нас вслепую». А кто это написал?</w:t>
+      </w:r>
+    </w:p>
+    <w:p>
+      <w:pPr>
+        <w:pStyle w:val="BodyText"/>
+      </w:pPr>
+      <w:r>
+        <w:t xml:space="preserve">ZOYA: Никто и все сразу. Мы сидели в пятницу в столовой, Валя с линии предложила слово «вслепую», и остальные согласились.</w:t>
+      </w:r>
+    </w:p>
+    <w:p>
+      <w:pPr>
+        <w:pStyle w:val="BodyText"/>
+      </w:pPr>
+      <w:r>
+        <w:t xml:space="preserve">DIMA: Можно мне? Я тоже подписал, двадцать шестым. И у меня есть ещё одна новость, к сожалению, плохая.</w:t>
+      </w:r>
+    </w:p>
+    <w:p>
+      <w:pPr>
+        <w:pStyle w:val="BodyText"/>
+      </w:pPr>
+      <w:r>
+        <w:t xml:space="preserve">ALEKSEY: Говори, Дима, лучше сразу и прямо.</w:t>
+      </w:r>
+    </w:p>
+    <w:p>
+      <w:pPr>
+        <w:pStyle w:val="BodyText"/>
+      </w:pPr>
+      <w:r>
+        <w:t xml:space="preserve">DIMA: Паша и Света в пятницу были в «Северной Фарме» на собеседовании, причём оба.</w:t>
+      </w:r>
+    </w:p>
+    <w:p>
+      <w:pPr>
+        <w:pStyle w:val="BodyText"/>
+      </w:pPr>
+      <w:r>
+        <w:t xml:space="preserve">ALEKSEY: Кирилл говорил, что им звонили, но я не знал, что они туда поехали.</w:t>
+      </w:r>
+    </w:p>
+    <w:p>
+      <w:pPr>
+        <w:pStyle w:val="BodyText"/>
+      </w:pPr>
+      <w:r>
+        <w:t xml:space="preserve">DIMA: Поехали. Паша сказал мне об этом сам, а Света нет, и я узнал от Паши.</w:t>
+      </w:r>
+    </w:p>
+    <w:p>
+      <w:pPr>
+        <w:pStyle w:val="BodyText"/>
+      </w:pPr>
+      <w:r>
+        <w:t xml:space="preserve">ZOYA: Но Света ведь тоже подписала письмо, она там тридцать восьмая.</w:t>
+      </w:r>
+    </w:p>
+    <w:p>
+      <w:pPr>
+        <w:pStyle w:val="BodyText"/>
+      </w:pPr>
+      <w:r>
+        <w:t xml:space="preserve">ALEKSEY: Подписала и поехала. Это не противоречие. Это страх. Дима, собери, пожалуйста, продажи в десять.</w:t>
+      </w:r>
+    </w:p>
+    <w:p>
+      <w:pPr>
+        <w:pStyle w:val="BodyText"/>
+      </w:pPr>
+      <w:r>
+        <w:t xml:space="preserve">DIMA: Без вас ничего не получится, потому что они хотят говорить с вами. Глаза в глаза.</w:t>
       </w:r>
     </w:p>
     <w:bookmarkEnd w:id="21"/>
@@ -1474,279 +1474,279 @@
         <w:pStyle w:val="FirstParagraph"/>
       </w:pPr>
       <w:r>
-        <w:t xml:space="preserve">PASHA: Алексей Николаевич, я сразу скажу. Чтобы потом не говорили, что за спиной. Я был у Волкова. В пятницу.</w:t>
-      </w:r>
-    </w:p>
-    <w:p>
-      <w:pPr>
-        <w:pStyle w:val="BodyText"/>
-      </w:pPr>
-      <w:r>
-        <w:t xml:space="preserve">ALEKSEY: Знаю. Спасибо, что сам. Это много значит.</w:t>
-      </w:r>
-    </w:p>
-    <w:p>
-      <w:pPr>
-        <w:pStyle w:val="BodyText"/>
-      </w:pPr>
-      <w:r>
-        <w:t xml:space="preserve">PASHA: Мне предложили вдвое. Плюс процент с продаж. У меня ипотека, ребёнку два года, жена в декрете. Если вы продадите — меня сократят первым, я пришёл последним. Это не обида, это арифметика. Почему я должен ждать ваших тридцати дней, а не их предложения?</w:t>
-      </w:r>
-    </w:p>
-    <w:p>
-      <w:pPr>
-        <w:pStyle w:val="BodyText"/>
-      </w:pPr>
-      <w:r>
-        <w:t xml:space="preserve">ALEKSEY: Не должен. Это честный ответ. Ты никому ничего не должен ждать.</w:t>
-      </w:r>
-    </w:p>
-    <w:p>
-      <w:pPr>
-        <w:pStyle w:val="BodyText"/>
-      </w:pPr>
-      <w:r>
-        <w:t xml:space="preserve">SVETA: А если мы уйдём — вы обидитесь?</w:t>
-      </w:r>
-    </w:p>
-    <w:p>
-      <w:pPr>
-        <w:pStyle w:val="BodyText"/>
-      </w:pPr>
-      <w:r>
-        <w:t xml:space="preserve">ALEKSEY: Нет. Олег ушёл к Волкову четыре года назад. Я дал ему лучшую рекомендацию. Он там до сих пор.</w:t>
-      </w:r>
-    </w:p>
-    <w:p>
-      <w:pPr>
-        <w:pStyle w:val="BodyText"/>
-      </w:pPr>
-      <w:r>
-        <w:t xml:space="preserve">DIMA: Олег звонит мне. Каждый декабрь. Говорит: «Закрываю план». Голос — усталый.</w:t>
-      </w:r>
-    </w:p>
-    <w:p>
-      <w:pPr>
-        <w:pStyle w:val="BodyText"/>
-      </w:pPr>
-      <w:r>
-        <w:t xml:space="preserve">SVETA: А что вы можете нам обещать? Если мы останемся?</w:t>
-      </w:r>
-    </w:p>
-    <w:p>
-      <w:pPr>
-        <w:pStyle w:val="BodyText"/>
-      </w:pPr>
-      <w:r>
-        <w:t xml:space="preserve">ALEKSEY: Почти ничего. Я не знаю, что будет. Могу сказать, чего не буду делать.</w:t>
-      </w:r>
-    </w:p>
-    <w:p>
-      <w:pPr>
-        <w:pStyle w:val="BodyText"/>
-      </w:pPr>
-      <w:r>
-        <w:t xml:space="preserve">PASHA: И что вы не будете делать?</w:t>
-      </w:r>
-    </w:p>
-    <w:p>
-      <w:pPr>
-        <w:pStyle w:val="BodyText"/>
-      </w:pPr>
-      <w:r>
-        <w:t xml:space="preserve">ALEKSEY: Я не скажу «да» Волкову, не сказав сначала вам. Я не подпишу ничего, где ваши должности — «оптимизация» без цифр. И я не стану уговаривать вас остаться. Уговоры — это тоже обещания. Только трусливые.</w:t>
-      </w:r>
-    </w:p>
-    <w:p>
-      <w:pPr>
-        <w:pStyle w:val="BodyText"/>
-      </w:pPr>
-      <w:r>
-        <w:t xml:space="preserve">KIRILL: Можно я? Мне Волков тоже звонил. Я отказался. Но я не пример. У меня есть дядя.</w:t>
-      </w:r>
-    </w:p>
-    <w:p>
-      <w:pPr>
-        <w:pStyle w:val="BodyText"/>
-      </w:pPr>
-      <w:r>
-        <w:t xml:space="preserve">PASHA: Вот именно. Тебе легко.</w:t>
-      </w:r>
-    </w:p>
-    <w:p>
-      <w:pPr>
-        <w:pStyle w:val="BodyText"/>
-      </w:pPr>
-      <w:r>
-        <w:t xml:space="preserve">KIRILL: Было. В субботу я отказался от его денег. Теперь у меня только зарплата. Как у тебя.</w:t>
-      </w:r>
-    </w:p>
-    <w:p>
-      <w:pPr>
-        <w:pStyle w:val="BodyText"/>
-      </w:pPr>
-      <w:r>
-        <w:t xml:space="preserve">PASHA: Отказался? От доли?</w:t>
-      </w:r>
-    </w:p>
-    <w:p>
-      <w:pPr>
-        <w:pStyle w:val="BodyText"/>
-      </w:pPr>
-      <w:r>
-        <w:t xml:space="preserve">KIRILL: От всего. Это семейное. Просто знай: я здесь не потому, что нечего терять.</w:t>
-      </w:r>
-    </w:p>
-    <w:p>
-      <w:pPr>
-        <w:pStyle w:val="BodyText"/>
-      </w:pPr>
-      <w:r>
-        <w:t xml:space="preserve">SVETA: Алексей Николаевич, а вам-то что? Вы сами сказали во вторник — миллиард шестьсот. Если продадите — уйдёте богатым. Купите дом, уедете к морю. А мы — куда? К Волкову на процент? Или на улицу, когда «оптимизируют»? Вот это я хочу понять.</w:t>
-      </w:r>
-    </w:p>
-    <w:p>
-      <w:pPr>
-        <w:pStyle w:val="BodyText"/>
-      </w:pPr>
-      <w:r>
-        <w:t xml:space="preserve">ALEKSEY: Хороший вопрос, Света. Самый честный за неделю. Если я продам — я уйду богатым. Пять лет без права работать в этом деле. И ни одного из вас рядом. Вот что я получу. Деньги — и пустой офис.</w:t>
-      </w:r>
-    </w:p>
-    <w:p>
-      <w:pPr>
-        <w:pStyle w:val="BodyText"/>
-      </w:pPr>
-      <w:r>
-        <w:t xml:space="preserve">SVETA: Это вы сейчас так говорите.</w:t>
-      </w:r>
-    </w:p>
-    <w:p>
-      <w:pPr>
-        <w:pStyle w:val="BodyText"/>
-      </w:pPr>
-      <w:r>
-        <w:t xml:space="preserve">ALEKSEY: Сейчас. Да. Я не знаю, что скажу через тридцать дней. Поэтому и не обещаю.</w:t>
-      </w:r>
-    </w:p>
-    <w:p>
-      <w:pPr>
-        <w:pStyle w:val="BodyText"/>
-      </w:pPr>
-      <w:r>
-        <w:t xml:space="preserve">DIMA: Можно от меня? Как от начальника. Я не уйду — ни к Волкову, ни к кому. Но держать людей словами я не могу. Я знаю, сколько он платит. Олег ушёл за деньгами и остался за процентом. Решайте сами. Я не осужу. Моя работа — чтобы ваши клиенты завтра получили гель.</w:t>
-      </w:r>
-    </w:p>
-    <w:p>
-      <w:pPr>
-        <w:pStyle w:val="BodyText"/>
-      </w:pPr>
-      <w:r>
-        <w:t xml:space="preserve">PASHA: Дмитрий, а вы почему не уйдёте?</w:t>
-      </w:r>
-    </w:p>
-    <w:p>
-      <w:pPr>
-        <w:pStyle w:val="BodyText"/>
-      </w:pPr>
-      <w:r>
-        <w:t xml:space="preserve">DIMA: Потому что мама — медсестра в Ярославле. Она говорит: «Дима, не продавай то, что не дал бы мне».</w:t>
-      </w:r>
-    </w:p>
-    <w:p>
-      <w:pPr>
-        <w:pStyle w:val="BodyText"/>
-      </w:pPr>
-      <w:r>
-        <w:t xml:space="preserve">SVETA: Красиво. Но мамы у всех разные.</w:t>
-      </w:r>
-    </w:p>
-    <w:p>
-      <w:pPr>
-        <w:pStyle w:val="BodyText"/>
-      </w:pPr>
-      <w:r>
-        <w:t xml:space="preserve">DIMA: Разные. Поэтому и решаете сами.</w:t>
-      </w:r>
-    </w:p>
-    <w:p>
-      <w:pPr>
-        <w:pStyle w:val="BodyText"/>
-      </w:pPr>
-      <w:r>
-        <w:t xml:space="preserve">ALEKSEY: Тогда одно предложение. Не обещание. Предложение. Тридцать дней — вы работаете, как работали. На тридцать первый день я говорю вам решение. Если решение вам не понравится — уходите. С рекомендацией и с премией за месяц. Если уходите раньше — тоже с рекомендацией. Без премии.</w:t>
-      </w:r>
-    </w:p>
-    <w:p>
-      <w:pPr>
-        <w:pStyle w:val="BodyText"/>
-      </w:pPr>
-      <w:r>
-        <w:t xml:space="preserve">PASHA: Премия за месяц — это… сколько?</w:t>
-      </w:r>
-    </w:p>
-    <w:p>
-      <w:pPr>
-        <w:pStyle w:val="BodyText"/>
-      </w:pPr>
-      <w:r>
-        <w:t xml:space="preserve">ALEKSEY: Оклад. Немного. Но это — за честность. За то, что подождали.</w:t>
-      </w:r>
-    </w:p>
-    <w:p>
-      <w:pPr>
-        <w:pStyle w:val="BodyText"/>
-      </w:pPr>
-      <w:r>
-        <w:t xml:space="preserve">SVETA: А если Волков за тридцать дней передумает брать нас?</w:t>
-      </w:r>
-    </w:p>
-    <w:p>
-      <w:pPr>
-        <w:pStyle w:val="BodyText"/>
-      </w:pPr>
-      <w:r>
-        <w:t xml:space="preserve">ALEKSEY: Тогда передумает и через год. Волков берёт, пока ему нужно. Мы — пока вы с нами.</w:t>
-      </w:r>
-    </w:p>
-    <w:p>
-      <w:pPr>
-        <w:pStyle w:val="BodyText"/>
-      </w:pPr>
-      <w:r>
-        <w:t xml:space="preserve">PASHA: Я подожду. Тридцать дней. Ради ребёнка — подожду. Если вы два года ждали, пока я научусь, — я подожду месяц.</w:t>
-      </w:r>
-    </w:p>
-    <w:p>
-      <w:pPr>
-        <w:pStyle w:val="BodyText"/>
-      </w:pPr>
-      <w:r>
-        <w:t xml:space="preserve">SVETA: А я — нет. Простите. Я сказала Волкову «да». В пятницу. Вчера подписала оффер.</w:t>
-      </w:r>
-    </w:p>
-    <w:p>
-      <w:pPr>
-        <w:pStyle w:val="BodyText"/>
-      </w:pPr>
-      <w:r>
-        <w:t xml:space="preserve">ALEKSEY: Тогда — удачи, Света. Правда. Рекомендацию напишу сегодня. Без премии, как договорились. Но с благодарностью.</w:t>
-      </w:r>
-    </w:p>
-    <w:p>
-      <w:pPr>
-        <w:pStyle w:val="BodyText"/>
-      </w:pPr>
-      <w:r>
-        <w:t xml:space="preserve">SVETA: Вы не злитесь?</w:t>
-      </w:r>
-    </w:p>
-    <w:p>
-      <w:pPr>
-        <w:pStyle w:val="BodyText"/>
-      </w:pPr>
-      <w:r>
-        <w:t xml:space="preserve">ALEKSEY: Нет. Вы сказали сами. Глаза в глаза. За это не злятся.</w:t>
+        <w:t xml:space="preserve">PASHA: Алексей Николаевич, я скажу сразу, чтобы потом не говорили, что я за спиной. В пятницу я был у Волкова.</w:t>
+      </w:r>
+    </w:p>
+    <w:p>
+      <w:pPr>
+        <w:pStyle w:val="BodyText"/>
+      </w:pPr>
+      <w:r>
+        <w:t xml:space="preserve">ALEKSEY: Знаю. Спасибо, что говоришь сам, для меня это очень много значит.</w:t>
+      </w:r>
+    </w:p>
+    <w:p>
+      <w:pPr>
+        <w:pStyle w:val="BodyText"/>
+      </w:pPr>
+      <w:r>
+        <w:t xml:space="preserve">PASHA: Мне предложили вдвое больше, плюс процент с продаж. У меня ипотека, ребёнку два года, а жена в декрете. Если вы продадите компанию, меня сократят первым, потому что я пришёл последним. Это не обида, а арифметика. Почему я должен ждать ваших тридцати дней, а не соглашаться на их предложение?</w:t>
+      </w:r>
+    </w:p>
+    <w:p>
+      <w:pPr>
+        <w:pStyle w:val="BodyText"/>
+      </w:pPr>
+      <w:r>
+        <w:t xml:space="preserve">ALEKSEY: Не должен, и это честный ответ. Ты никому не обязан ничего ждать.</w:t>
+      </w:r>
+    </w:p>
+    <w:p>
+      <w:pPr>
+        <w:pStyle w:val="BodyText"/>
+      </w:pPr>
+      <w:r>
+        <w:t xml:space="preserve">SVETA: А если мы уйдём, вы на нас обидитесь?</w:t>
+      </w:r>
+    </w:p>
+    <w:p>
+      <w:pPr>
+        <w:pStyle w:val="BodyText"/>
+      </w:pPr>
+      <w:r>
+        <w:t xml:space="preserve">ALEKSEY: Нет. Олег ушёл к Волкову четыре года назад, и я дал ему лучшую рекомендацию. Он там до сих пор работает.</w:t>
+      </w:r>
+    </w:p>
+    <w:p>
+      <w:pPr>
+        <w:pStyle w:val="BodyText"/>
+      </w:pPr>
+      <w:r>
+        <w:t xml:space="preserve">DIMA: Олег звонит мне каждый декабрь и говорит: «Закрываю план». И голос у него всегда усталый.</w:t>
+      </w:r>
+    </w:p>
+    <w:p>
+      <w:pPr>
+        <w:pStyle w:val="BodyText"/>
+      </w:pPr>
+      <w:r>
+        <w:t xml:space="preserve">SVETA: А что вы можете нам пообещать, если мы всё-таки останемся?</w:t>
+      </w:r>
+    </w:p>
+    <w:p>
+      <w:pPr>
+        <w:pStyle w:val="BodyText"/>
+      </w:pPr>
+      <w:r>
+        <w:t xml:space="preserve">ALEKSEY: Почти ничего, потому что я не знаю, что будет. Но я могу сказать, чего я делать не буду.</w:t>
+      </w:r>
+    </w:p>
+    <w:p>
+      <w:pPr>
+        <w:pStyle w:val="BodyText"/>
+      </w:pPr>
+      <w:r>
+        <w:t xml:space="preserve">PASHA: И чего же вы точно не будете делать?</w:t>
+      </w:r>
+    </w:p>
+    <w:p>
+      <w:pPr>
+        <w:pStyle w:val="BodyText"/>
+      </w:pPr>
+      <w:r>
+        <w:t xml:space="preserve">ALEKSEY: Я не скажу «да» Волкову, не сказав сначала вам. Я не подпишу ничего, где ваши должности описаны как «оптимизация» без цифр. И я не стану уговаривать вас остаться, даже если очень захочу. Уговоры — это тоже обещания. Только трусливые.</w:t>
+      </w:r>
+    </w:p>
+    <w:p>
+      <w:pPr>
+        <w:pStyle w:val="BodyText"/>
+      </w:pPr>
+      <w:r>
+        <w:t xml:space="preserve">KIRILL: Можно я скажу? Мне Волков тоже звонил, и я отказался. Но я не пример, потому что у меня есть дядя.</w:t>
+      </w:r>
+    </w:p>
+    <w:p>
+      <w:pPr>
+        <w:pStyle w:val="BodyText"/>
+      </w:pPr>
+      <w:r>
+        <w:t xml:space="preserve">PASHA: Вот именно, Кирилл. Тебе-то легко рассуждать.</w:t>
+      </w:r>
+    </w:p>
+    <w:p>
+      <w:pPr>
+        <w:pStyle w:val="BodyText"/>
+      </w:pPr>
+      <w:r>
+        <w:t xml:space="preserve">KIRILL: Было легко. В субботу я отказался от его денег, и теперь у меня только зарплата, как у тебя.</w:t>
+      </w:r>
+    </w:p>
+    <w:p>
+      <w:pPr>
+        <w:pStyle w:val="BodyText"/>
+      </w:pPr>
+      <w:r>
+        <w:t xml:space="preserve">PASHA: Ты отказался? Ты серьёзно отказался от доли?</w:t>
+      </w:r>
+    </w:p>
+    <w:p>
+      <w:pPr>
+        <w:pStyle w:val="BodyText"/>
+      </w:pPr>
+      <w:r>
+        <w:t xml:space="preserve">KIRILL: От всего. Это семейное дело, но ты просто знай: я здесь не потому, что мне нечего терять.</w:t>
+      </w:r>
+    </w:p>
+    <w:p>
+      <w:pPr>
+        <w:pStyle w:val="BodyText"/>
+      </w:pPr>
+      <w:r>
+        <w:t xml:space="preserve">SVETA: Алексей Николаевич, а вам-то что? Вы сами сказали во вторник: миллиард шестьсот. Если продадите, уйдёте богатым, купите дом и уедете к морю. А мы куда? К Волкову на процент или на улицу, когда нас «оптимизируют»? Что будет с нами? Вот это я хочу понять.</w:t>
+      </w:r>
+    </w:p>
+    <w:p>
+      <w:pPr>
+        <w:pStyle w:val="BodyText"/>
+      </w:pPr>
+      <w:r>
+        <w:t xml:space="preserve">ALEKSEY: Хороший вопрос, Света, самый честный за неделю. Если я продам, я уйду богатым, но на пять лет без права работать в этом деле и без единого из вас рядом. Вот что я получу: деньги и пустой офис.</w:t>
+      </w:r>
+    </w:p>
+    <w:p>
+      <w:pPr>
+        <w:pStyle w:val="BodyText"/>
+      </w:pPr>
+      <w:r>
+        <w:t xml:space="preserve">SVETA: Это вы сейчас так говорите, а потом всё может измениться.</w:t>
+      </w:r>
+    </w:p>
+    <w:p>
+      <w:pPr>
+        <w:pStyle w:val="BodyText"/>
+      </w:pPr>
+      <w:r>
+        <w:t xml:space="preserve">ALEKSEY: Да, сейчас. Я не знаю, что скажу через тридцать дней, и поэтому ничего не обещаю.</w:t>
+      </w:r>
+    </w:p>
+    <w:p>
+      <w:pPr>
+        <w:pStyle w:val="BodyText"/>
+      </w:pPr>
+      <w:r>
+        <w:t xml:space="preserve">DIMA: Можно я скажу как начальник? Я не уйду ни к Волкову, ни к кому-то ещё. Но держать людей словами я не могу, потому что знаю, сколько он платит. Олег ушёл за деньгами и остался за процентом. Решайте сами, я никого не осужу. Моя работа — чтобы ваши клиенты завтра получили гель.</w:t>
+      </w:r>
+    </w:p>
+    <w:p>
+      <w:pPr>
+        <w:pStyle w:val="BodyText"/>
+      </w:pPr>
+      <w:r>
+        <w:t xml:space="preserve">PASHA: Дмитрий, а вы сами почему не уходите?</w:t>
+      </w:r>
+    </w:p>
+    <w:p>
+      <w:pPr>
+        <w:pStyle w:val="BodyText"/>
+      </w:pPr>
+      <w:r>
+        <w:t xml:space="preserve">DIMA: Потому что мама у меня медсестра в Ярославле. Она говорит: «Дима, не продавай то, что не дал бы мне».</w:t>
+      </w:r>
+    </w:p>
+    <w:p>
+      <w:pPr>
+        <w:pStyle w:val="BodyText"/>
+      </w:pPr>
+      <w:r>
+        <w:t xml:space="preserve">SVETA: Красиво сказано. Но мамы у всех разные, и говорят они разное.</w:t>
+      </w:r>
+    </w:p>
+    <w:p>
+      <w:pPr>
+        <w:pStyle w:val="BodyText"/>
+      </w:pPr>
+      <w:r>
+        <w:t xml:space="preserve">DIMA: Разные, конечно. Поэтому каждый и решает сам за себя.</w:t>
+      </w:r>
+    </w:p>
+    <w:p>
+      <w:pPr>
+        <w:pStyle w:val="BodyText"/>
+      </w:pPr>
+      <w:r>
+        <w:t xml:space="preserve">ALEKSEY: Тогда у меня одно предложение, не обещание. Тридцать дней вы работаете, как работали, а на тридцать первый день я говорю вам решение. Если оно вам не понравится, уходите с рекомендацией и с премией за месяц. Если уходите раньше, тоже с рекомендацией, но без премии.</w:t>
+      </w:r>
+    </w:p>
+    <w:p>
+      <w:pPr>
+        <w:pStyle w:val="BodyText"/>
+      </w:pPr>
+      <w:r>
+        <w:t xml:space="preserve">PASHA: А премия за месяц — это сколько, если в цифрах?</w:t>
+      </w:r>
+    </w:p>
+    <w:p>
+      <w:pPr>
+        <w:pStyle w:val="BodyText"/>
+      </w:pPr>
+      <w:r>
+        <w:t xml:space="preserve">ALEKSEY: Оклад, это немного. Но это премия за честность, за то, что вы подождали.</w:t>
+      </w:r>
+    </w:p>
+    <w:p>
+      <w:pPr>
+        <w:pStyle w:val="BodyText"/>
+      </w:pPr>
+      <w:r>
+        <w:t xml:space="preserve">SVETA: А если Волков за эти тридцать дней передумает брать нас к себе?</w:t>
+      </w:r>
+    </w:p>
+    <w:p>
+      <w:pPr>
+        <w:pStyle w:val="BodyText"/>
+      </w:pPr>
+      <w:r>
+        <w:t xml:space="preserve">ALEKSEY: Тогда он передумает и через год. Волков берёт людей, пока они ему нужны, а мы держимся, пока вы с нами.</w:t>
+      </w:r>
+    </w:p>
+    <w:p>
+      <w:pPr>
+        <w:pStyle w:val="BodyText"/>
+      </w:pPr>
+      <w:r>
+        <w:t xml:space="preserve">PASHA: Я подожду тридцать дней, ради ребёнка подожду. Если вы два года ждали, пока я научусь, я подожду месяц.</w:t>
+      </w:r>
+    </w:p>
+    <w:p>
+      <w:pPr>
+        <w:pStyle w:val="BodyText"/>
+      </w:pPr>
+      <w:r>
+        <w:t xml:space="preserve">SVETA: А я нет, простите. Я сказала Волкову «да» ещё в пятницу, а вчера подписала оффер.</w:t>
+      </w:r>
+    </w:p>
+    <w:p>
+      <w:pPr>
+        <w:pStyle w:val="BodyText"/>
+      </w:pPr>
+      <w:r>
+        <w:t xml:space="preserve">ALEKSEY: Тогда удачи вам, Света, я говорю это правда искренне. Рекомендацию напишу сегодня, без премии, как договорились, но с благодарностью.</w:t>
+      </w:r>
+    </w:p>
+    <w:p>
+      <w:pPr>
+        <w:pStyle w:val="BodyText"/>
+      </w:pPr>
+      <w:r>
+        <w:t xml:space="preserve">SVETA: И вы на меня совсем не злитесь?</w:t>
+      </w:r>
+    </w:p>
+    <w:p>
+      <w:pPr>
+        <w:pStyle w:val="BodyText"/>
+      </w:pPr>
+      <w:r>
+        <w:t xml:space="preserve">ALEKSEY: Нет. Вы сказали мне всё сами, глаза в глаза, а за это не злятся.</w:t>
       </w:r>
     </w:p>
     <w:bookmarkEnd w:id="22"/>
@@ -1764,231 +1764,231 @@
         <w:pStyle w:val="FirstParagraph"/>
       </w:pPr>
       <w:r>
-        <w:t xml:space="preserve">KORNILOVA: Алексей, мои ассистенты не спят. Трое. И двенадцать новосибирских врачей звонили: действителен ли их сертификат, если нас купят.</w:t>
-      </w:r>
-    </w:p>
-    <w:p>
-      <w:pPr>
-        <w:pStyle w:val="BodyText"/>
-      </w:pPr>
-      <w:r>
-        <w:t xml:space="preserve">ALEKSEY: Действителен. Сертификат — ваш. Ваша подпись. Его не купишь.</w:t>
-      </w:r>
-    </w:p>
-    <w:p>
-      <w:pPr>
-        <w:pStyle w:val="BodyText"/>
-      </w:pPr>
-      <w:r>
-        <w:t xml:space="preserve">KORNILOVA: Это вы так думаете. Волков купит центр. Закроет. Сертификаты останутся — как дипломы закрытого института. Красивые и бесполезные.</w:t>
-      </w:r>
-    </w:p>
-    <w:p>
-      <w:pPr>
-        <w:pStyle w:val="BodyText"/>
-      </w:pPr>
-      <w:r>
-        <w:t xml:space="preserve">ALEKSEY: Тогда что вы предлагаете, Елена Викторовна?</w:t>
-      </w:r>
-    </w:p>
-    <w:p>
-      <w:pPr>
-        <w:pStyle w:val="BodyText"/>
-      </w:pPr>
-      <w:r>
-        <w:t xml:space="preserve">KORNILOVA: Пока — ничего. Пока я слушаю. Как вы.</w:t>
-      </w:r>
-    </w:p>
-    <w:p>
-      <w:pPr>
-        <w:pStyle w:val="BodyText"/>
-      </w:pPr>
-      <w:r>
-        <w:t xml:space="preserve">RITA: А мой отдел? Мне вчера звонила кадровик «Северной Фармы». Предложила место: «руководитель по качеству дистрибуции». Зарплата хорошая. Я спросила одно: будет ли у меня право остановить партию, если температура вышла за пределы? Она долго молчала. Потом переспросила. Она не поняла вопроса.</w:t>
-      </w:r>
-    </w:p>
-    <w:p>
-      <w:pPr>
-        <w:pStyle w:val="BodyText"/>
-      </w:pPr>
-      <w:r>
-        <w:t xml:space="preserve">ALEKSEY: Не поняла?</w:t>
-      </w:r>
-    </w:p>
-    <w:p>
-      <w:pPr>
-        <w:pStyle w:val="BodyText"/>
-      </w:pPr>
-      <w:r>
-        <w:t xml:space="preserve">RITA: Не поняла слова «остановить». Сказала: «У нас партии не останавливают — продают». Я вежливо повесила трубку.</w:t>
-      </w:r>
-    </w:p>
-    <w:p>
-      <w:pPr>
-        <w:pStyle w:val="BodyText"/>
-      </w:pPr>
-      <w:r>
-        <w:t xml:space="preserve">VALYA: Можно мне? Я с линии. Валентина. Медсестра. Ночная смена. Я придумала слово «вслепую».</w:t>
-      </w:r>
-    </w:p>
-    <w:p>
-      <w:pPr>
-        <w:pStyle w:val="BodyText"/>
-      </w:pPr>
-      <w:r>
-        <w:t xml:space="preserve">ALEKSEY: Я знаю, Валя. Спасибо за слово. Оно точное.</w:t>
-      </w:r>
-    </w:p>
-    <w:p>
-      <w:pPr>
-        <w:pStyle w:val="BodyText"/>
-      </w:pPr>
-      <w:r>
-        <w:t xml:space="preserve">VALYA: Мы работаем ночью. Ночью страшнее, чем днём. Днём люди читают письма от Волкова. Ночью — звонят пациентки. Вчера одна спросила: «Вы ещё будете отвечать через месяц?» Я не знала, что ответить.</w:t>
-      </w:r>
-    </w:p>
-    <w:p>
-      <w:pPr>
-        <w:pStyle w:val="BodyText"/>
-      </w:pPr>
-      <w:r>
-        <w:t xml:space="preserve">KORNILOVA: Что вы ответили?</w:t>
-      </w:r>
-    </w:p>
-    <w:p>
-      <w:pPr>
-        <w:pStyle w:val="BodyText"/>
-      </w:pPr>
-      <w:r>
-        <w:t xml:space="preserve">VALYA: Я сказала: «Сегодня — отвечаем». И всё. Она сказала: «Мне хватит». Положила трубку.</w:t>
-      </w:r>
-    </w:p>
-    <w:p>
-      <w:pPr>
-        <w:pStyle w:val="BodyText"/>
-      </w:pPr>
-      <w:r>
-        <w:t xml:space="preserve">RITA: «Сегодня — отвечаем». Это лучше любой процедуры. Запишу.</w:t>
-      </w:r>
-    </w:p>
-    <w:p>
-      <w:pPr>
-        <w:pStyle w:val="BodyText"/>
-      </w:pPr>
-      <w:r>
-        <w:t xml:space="preserve">ALEKSEY: Валя, это правильный ответ. Единственный правильный. Мы отвечаем сегодня. Завтра — я узнаю.</w:t>
-      </w:r>
-    </w:p>
-    <w:p>
-      <w:pPr>
-        <w:pStyle w:val="BodyText"/>
-      </w:pPr>
-      <w:r>
-        <w:t xml:space="preserve">KORNILOVA: Алексей, скажу то, что вы не хотите слышать. До решения я не уйду. Обещаю. Но если центр закроют — уйду в тот же день. Не к Волкову. Домой. Мне пятьдесят девять. Тридцать один год я учу врачей не торопиться. Учить их «закрывать план» не буду. Это не угроза. Прогноз.</w:t>
-      </w:r>
-    </w:p>
-    <w:p>
-      <w:pPr>
-        <w:pStyle w:val="BodyText"/>
-      </w:pPr>
-      <w:r>
-        <w:t xml:space="preserve">ALEKSEY: Прогноз. Принимаю. Спасибо, что сказали прямо.</w:t>
-      </w:r>
-    </w:p>
-    <w:p>
-      <w:pPr>
-        <w:pStyle w:val="BodyText"/>
-      </w:pPr>
-      <w:r>
-        <w:t xml:space="preserve">RITA: И мой прогноз, Алексей Николаевич. Если отдел качества останется без права остановить партию — меня тоже не будет. В тот же день. Не потому что гордая. Потому что подпись без права — это подделка подписи. А подделки я ловлю. Свою ловить не хочу.</w:t>
-      </w:r>
-    </w:p>
-    <w:p>
-      <w:pPr>
-        <w:pStyle w:val="BodyText"/>
-      </w:pPr>
-      <w:r>
-        <w:t xml:space="preserve">VALYA: А мы? Линия? Нас шесть. Нас никто не зовёт к Волкову. У него нет линии.</w:t>
-      </w:r>
-    </w:p>
-    <w:p>
-      <w:pPr>
-        <w:pStyle w:val="BodyText"/>
-      </w:pPr>
-      <w:r>
-        <w:t xml:space="preserve">KORNILOVA: У Волкова есть колл-центр. Там отвечают про доставку.</w:t>
-      </w:r>
-    </w:p>
-    <w:p>
-      <w:pPr>
-        <w:pStyle w:val="BodyText"/>
-      </w:pPr>
-      <w:r>
-        <w:t xml:space="preserve">VALYA: Про доставку. А мы — про лицо.</w:t>
-      </w:r>
-    </w:p>
-    <w:p>
-      <w:pPr>
-        <w:pStyle w:val="BodyText"/>
-      </w:pPr>
-      <w:r>
-        <w:t xml:space="preserve">ALEKSEY: Вот поэтому вы — самое важное условие. Если у Волкова нет линии — значит, линия либо остаётся, либо сделки нет.</w:t>
-      </w:r>
-    </w:p>
-    <w:p>
-      <w:pPr>
-        <w:pStyle w:val="BodyText"/>
-      </w:pPr>
-      <w:r>
-        <w:t xml:space="preserve">KORNILOVA: Это вы сейчас решили? Только что?</w:t>
-      </w:r>
-    </w:p>
-    <w:p>
-      <w:pPr>
-        <w:pStyle w:val="BodyText"/>
-      </w:pPr>
-      <w:r>
-        <w:t xml:space="preserve">ALEKSEY: Только что. Валя решила за меня. Если через год нельзя будет сказать «отвечаем» — не продаю.</w:t>
-      </w:r>
-    </w:p>
-    <w:p>
-      <w:pPr>
-        <w:pStyle w:val="BodyText"/>
-      </w:pPr>
-      <w:r>
-        <w:t xml:space="preserve">RITA: Это условие или обещание? Мне важно для протокола.</w:t>
-      </w:r>
-    </w:p>
-    <w:p>
-      <w:pPr>
-        <w:pStyle w:val="BodyText"/>
-      </w:pPr>
-      <w:r>
-        <w:t xml:space="preserve">ALEKSEY: Условие. Для Волкова. Обещание — только одно: сказать до решения. Остальное — условия.</w:t>
-      </w:r>
-    </w:p>
-    <w:p>
-      <w:pPr>
-        <w:pStyle w:val="BodyText"/>
-      </w:pPr>
-      <w:r>
-        <w:t xml:space="preserve">VALYA: Условия — это хорошо. Их можно проверить. Обещания — нет.</w:t>
-      </w:r>
-    </w:p>
-    <w:p>
-      <w:pPr>
-        <w:pStyle w:val="BodyText"/>
-      </w:pPr>
-      <w:r>
-        <w:t xml:space="preserve">RITA: Валентина, вы бы пошли ко мне в отдел качества?</w:t>
-      </w:r>
-    </w:p>
-    <w:p>
-      <w:pPr>
-        <w:pStyle w:val="BodyText"/>
-      </w:pPr>
-      <w:r>
-        <w:t xml:space="preserve">VALYA: Нет. Я — ночью. Вы — днём. Так и должно быть.</w:t>
+        <w:t xml:space="preserve">KORNILOVA: Алексей, мои трое ассистентов не спят. А двенадцать новосибирских врачей звонили узнать, действителен ли их сертификат, если нас купят.</w:t>
+      </w:r>
+    </w:p>
+    <w:p>
+      <w:pPr>
+        <w:pStyle w:val="BodyText"/>
+      </w:pPr>
+      <w:r>
+        <w:t xml:space="preserve">ALEKSEY: Действителен. Сертификат ваш, на нём ваша подпись, и её никто не купит.</w:t>
+      </w:r>
+    </w:p>
+    <w:p>
+      <w:pPr>
+        <w:pStyle w:val="BodyText"/>
+      </w:pPr>
+      <w:r>
+        <w:t xml:space="preserve">KORNILOVA: Это вы так думаете. Волков купит центр и закроет его, а сертификаты останутся, как дипломы закрытого института: красивые и бесполезные.</w:t>
+      </w:r>
+    </w:p>
+    <w:p>
+      <w:pPr>
+        <w:pStyle w:val="BodyText"/>
+      </w:pPr>
+      <w:r>
+        <w:t xml:space="preserve">ALEKSEY: Тогда что вы предлагаете делать, Елена Викторовна?</w:t>
+      </w:r>
+    </w:p>
+    <w:p>
+      <w:pPr>
+        <w:pStyle w:val="BodyText"/>
+      </w:pPr>
+      <w:r>
+        <w:t xml:space="preserve">KORNILOVA: Пока ничего. Пока я слушаю, так же как и вы.</w:t>
+      </w:r>
+    </w:p>
+    <w:p>
+      <w:pPr>
+        <w:pStyle w:val="BodyText"/>
+      </w:pPr>
+      <w:r>
+        <w:t xml:space="preserve">RITA: А мой отдел? Мне вчера звонила кадровик «Северной Фармы» и предложила место «руководителя по качеству дистрибуции», с хорошей зарплатой. Я спросила только одно: будет ли у меня право остановить партию, если температура вышла за пределы? Она долго молчала, потом переспросила, потому что просто не поняла вопроса.</w:t>
+      </w:r>
+    </w:p>
+    <w:p>
+      <w:pPr>
+        <w:pStyle w:val="BodyText"/>
+      </w:pPr>
+      <w:r>
+        <w:t xml:space="preserve">ALEKSEY: Как это не поняла? Вопрос ведь простой.</w:t>
+      </w:r>
+    </w:p>
+    <w:p>
+      <w:pPr>
+        <w:pStyle w:val="BodyText"/>
+      </w:pPr>
+      <w:r>
+        <w:t xml:space="preserve">RITA: Она не поняла слова «остановить». Сказала: «У нас партии не останавливают — продают». И я вежливо повесила трубку.</w:t>
+      </w:r>
+    </w:p>
+    <w:p>
+      <w:pPr>
+        <w:pStyle w:val="BodyText"/>
+      </w:pPr>
+      <w:r>
+        <w:t xml:space="preserve">VALYA: Можно мне? Я Валентина, медсестра с линии, работаю в ночную смену. Это я придумала слово «вслепую».</w:t>
+      </w:r>
+    </w:p>
+    <w:p>
+      <w:pPr>
+        <w:pStyle w:val="BodyText"/>
+      </w:pPr>
+      <w:r>
+        <w:t xml:space="preserve">ALEKSEY: Я знаю, Валя. Спасибо вам за это слово, оно очень точное.</w:t>
+      </w:r>
+    </w:p>
+    <w:p>
+      <w:pPr>
+        <w:pStyle w:val="BodyText"/>
+      </w:pPr>
+      <w:r>
+        <w:t xml:space="preserve">VALYA: Мы работаем ночью, а ночью страшнее, чем днём. Днём люди читают письма от Волкова, а ночью нам звонят пациентки. Вчера одна спросила: «Вы ещё будете отвечать через месяц?» И я не знала, что ей ответить, потому что сама не знаю.</w:t>
+      </w:r>
+    </w:p>
+    <w:p>
+      <w:pPr>
+        <w:pStyle w:val="BodyText"/>
+      </w:pPr>
+      <w:r>
+        <w:t xml:space="preserve">KORNILOVA: И что же вы ей в итоге ответили?</w:t>
+      </w:r>
+    </w:p>
+    <w:p>
+      <w:pPr>
+        <w:pStyle w:val="BodyText"/>
+      </w:pPr>
+      <w:r>
+        <w:t xml:space="preserve">VALYA: Я сказала: «Сегодня — отвечаем». И всё. Она сказала: «Мне хватит», и положила трубку.</w:t>
+      </w:r>
+    </w:p>
+    <w:p>
+      <w:pPr>
+        <w:pStyle w:val="BodyText"/>
+      </w:pPr>
+      <w:r>
+        <w:t xml:space="preserve">RITA: «Сегодня — отвечаем». Это лучше любой процедуры, я обязательно это запишу.</w:t>
+      </w:r>
+    </w:p>
+    <w:p>
+      <w:pPr>
+        <w:pStyle w:val="BodyText"/>
+      </w:pPr>
+      <w:r>
+        <w:t xml:space="preserve">ALEKSEY: Валя, это правильный ответ, единственный правильный. Мы отвечаем сегодня, а про завтра я узнаю сам.</w:t>
+      </w:r>
+    </w:p>
+    <w:p>
+      <w:pPr>
+        <w:pStyle w:val="BodyText"/>
+      </w:pPr>
+      <w:r>
+        <w:t xml:space="preserve">KORNILOVA: Алексей, скажу то, что вы не хотите слышать. До решения я не уйду, обещаю. Но если центр закроют, уйду в тот же день, и не к Волкову, а домой. Мне пятьдесят девять лет. Тридцать один год я учу врачей не торопиться, и учить их «закрывать план» не буду. Это не угроза. Это прогноз.</w:t>
+      </w:r>
+    </w:p>
+    <w:p>
+      <w:pPr>
+        <w:pStyle w:val="BodyText"/>
+      </w:pPr>
+      <w:r>
+        <w:t xml:space="preserve">ALEKSEY: Прогноз, я его принимаю. Спасибо, что сказали прямо, а не за спиной.</w:t>
+      </w:r>
+    </w:p>
+    <w:p>
+      <w:pPr>
+        <w:pStyle w:val="BodyText"/>
+      </w:pPr>
+      <w:r>
+        <w:t xml:space="preserve">RITA: Тогда и мой прогноз, Алексей Николаевич. Если отдел качества останется без права остановить партию, меня тоже не будет, в тот же день. Не потому, что я гордая, а потому, что подпись без права — это подделка подписи. А подделки я ловлю, и свою собственную ловить не хочу.</w:t>
+      </w:r>
+    </w:p>
+    <w:p>
+      <w:pPr>
+        <w:pStyle w:val="BodyText"/>
+      </w:pPr>
+      <w:r>
+        <w:t xml:space="preserve">VALYA: А мы, линия? Нас шесть человек, и нас никто не зовёт к Волкову, потому что у него нет линии.</w:t>
+      </w:r>
+    </w:p>
+    <w:p>
+      <w:pPr>
+        <w:pStyle w:val="BodyText"/>
+      </w:pPr>
+      <w:r>
+        <w:t xml:space="preserve">KORNILOVA: У Волкова есть колл-центр, но там отвечают только про доставку.</w:t>
+      </w:r>
+    </w:p>
+    <w:p>
+      <w:pPr>
+        <w:pStyle w:val="BodyText"/>
+      </w:pPr>
+      <w:r>
+        <w:t xml:space="preserve">VALYA: Вот именно, про доставку. А мы отвечаем про лицо.</w:t>
+      </w:r>
+    </w:p>
+    <w:p>
+      <w:pPr>
+        <w:pStyle w:val="BodyText"/>
+      </w:pPr>
+      <w:r>
+        <w:t xml:space="preserve">ALEKSEY: Вот поэтому вы и есть самое важное условие. Если у Волкова нет линии, значит, либо линия остаётся, либо сделки нет.</w:t>
+      </w:r>
+    </w:p>
+    <w:p>
+      <w:pPr>
+        <w:pStyle w:val="BodyText"/>
+      </w:pPr>
+      <w:r>
+        <w:t xml:space="preserve">KORNILOVA: Это вы сейчас решили? Прямо только что, при нас?</w:t>
+      </w:r>
+    </w:p>
+    <w:p>
+      <w:pPr>
+        <w:pStyle w:val="BodyText"/>
+      </w:pPr>
+      <w:r>
+        <w:t xml:space="preserve">ALEKSEY: Только что, и Валя решила за меня. Если через год нельзя будет сказать «отвечаем», я не продаю.</w:t>
+      </w:r>
+    </w:p>
+    <w:p>
+      <w:pPr>
+        <w:pStyle w:val="BodyText"/>
+      </w:pPr>
+      <w:r>
+        <w:t xml:space="preserve">RITA: Это условие или обещание? Мне важно это понять для протокола.</w:t>
+      </w:r>
+    </w:p>
+    <w:p>
+      <w:pPr>
+        <w:pStyle w:val="BodyText"/>
+      </w:pPr>
+      <w:r>
+        <w:t xml:space="preserve">ALEKSEY: Это условие для Волкова. Обещание у меня только одно: сказать вам до решения. Всё остальное — условия.</w:t>
+      </w:r>
+    </w:p>
+    <w:p>
+      <w:pPr>
+        <w:pStyle w:val="BodyText"/>
+      </w:pPr>
+      <w:r>
+        <w:t xml:space="preserve">VALYA: Условия — это хорошо. Условия можно проверить. Обещания — нет.</w:t>
+      </w:r>
+    </w:p>
+    <w:p>
+      <w:pPr>
+        <w:pStyle w:val="BodyText"/>
+      </w:pPr>
+      <w:r>
+        <w:t xml:space="preserve">RITA: Валентина, а вы бы пошли ко мне в отдел качества работать?</w:t>
+      </w:r>
+    </w:p>
+    <w:p>
+      <w:pPr>
+        <w:pStyle w:val="BodyText"/>
+      </w:pPr>
+      <w:r>
+        <w:t xml:space="preserve">VALYA: Нет, спасибо. Я работаю ночью, а вы днём, и так и должно быть.</w:t>
       </w:r>
     </w:p>
     <w:p>
@@ -2014,199 +2014,199 @@
         <w:pStyle w:val="FirstParagraph"/>
       </w:pPr>
       <w:r>
-        <w:t xml:space="preserve">ALEKSEY: Коллеги, я ненадолго. Утром Зоя принесла мне письмо. Шестьдесят одна подпись здесь и ещё тридцать фотографий из регионов. Одна фраза: «Мы не просим не продавать. Мы просим не продавать нас вслепую». Я отвечу на неё одной страницей. Вслух. Чтобы слышали все, и на экране тоже.</w:t>
-      </w:r>
-    </w:p>
-    <w:p>
-      <w:pPr>
-        <w:pStyle w:val="BodyText"/>
-      </w:pPr>
-      <w:r>
-        <w:t xml:space="preserve">ZOYA: Нам записывать?</w:t>
-      </w:r>
-    </w:p>
-    <w:p>
-      <w:pPr>
-        <w:pStyle w:val="BodyText"/>
-      </w:pPr>
-      <w:r>
-        <w:t xml:space="preserve">ALEKSEY: Не надо. Ольга Петровна запишет. Она всегда записывает. Слушайте. Первое. Я не прошу вас верить. Я прошу проверять.</w:t>
-      </w:r>
-    </w:p>
-    <w:p>
-      <w:pPr>
-        <w:pStyle w:val="BodyText"/>
-      </w:pPr>
-      <w:r>
-        <w:t xml:space="preserve">DIMA: Проверять — что?</w:t>
-      </w:r>
-    </w:p>
-    <w:p>
-      <w:pPr>
-        <w:pStyle w:val="BodyText"/>
-      </w:pPr>
-      <w:r>
-        <w:t xml:space="preserve">ALEKSEY: Три условия. Если мы когда-нибудь будем продавать компанию — Волкову или кому угодно, — в договоре будут три условия. Первое: два года без сокращений. Ни одного. Второе: учебный центр, линия, программа «После укола» и отдел качества с правом стопа — пять лет. Третье: если покупатель нарушит первое или второе — штраф. Такой, чтобы нарушать было дороже, чем выполнять.</w:t>
-      </w:r>
-    </w:p>
-    <w:p>
-      <w:pPr>
-        <w:pStyle w:val="BodyText"/>
-      </w:pPr>
-      <w:r>
-        <w:t xml:space="preserve">OLGA: Это пункты договора, которого нет. Записываю как намерение. Не как обещание.</w:t>
-      </w:r>
-    </w:p>
-    <w:p>
-      <w:pPr>
-        <w:pStyle w:val="BodyText"/>
-      </w:pPr>
-      <w:r>
-        <w:t xml:space="preserve">ALEKSEY: Как намерение. Не согласится покупатель на три условия — сделки не будет. Ни за четыре миллиарда, ни за шесть.</w:t>
-      </w:r>
-    </w:p>
-    <w:p>
-      <w:pPr>
-        <w:pStyle w:val="BodyText"/>
-      </w:pPr>
-      <w:r>
-        <w:t xml:space="preserve">PASHA: А если согласится?</w:t>
-      </w:r>
-    </w:p>
-    <w:p>
-      <w:pPr>
-        <w:pStyle w:val="BodyText"/>
-      </w:pPr>
-      <w:r>
-        <w:t xml:space="preserve">ALEKSEY: Тогда будем думать дальше. Но вы будете знать, на каких условиях вас «продали». Не вслепую.</w:t>
-      </w:r>
-    </w:p>
-    <w:p>
-      <w:pPr>
-        <w:pStyle w:val="BodyText"/>
-      </w:pPr>
-      <w:r>
-        <w:t xml:space="preserve">VALYA: А если Волков согласится — а через год всё равно закроет? Штраф заплатит — и закроет?</w:t>
-      </w:r>
-    </w:p>
-    <w:p>
-      <w:pPr>
-        <w:pStyle w:val="BodyText"/>
-      </w:pPr>
-      <w:r>
-        <w:t xml:space="preserve">OLGA: Валентина, хороший вопрос. Самый юридический за весь день. Поэтому штраф будет не символический. Я напишу так, чтобы закрыть центр или линию стоило дороже, чем держать их пять лет. Плюс личная ответственность директора покупателя. Это я умею. Двадцать лет училась у тех, кто так не делал.</w:t>
-      </w:r>
-    </w:p>
-    <w:p>
-      <w:pPr>
-        <w:pStyle w:val="BodyText"/>
-      </w:pPr>
-      <w:r>
-        <w:t xml:space="preserve">KORNILOVA: Ольга Петровна, а сколько это — «дороже»?</w:t>
-      </w:r>
-    </w:p>
-    <w:p>
-      <w:pPr>
-        <w:pStyle w:val="BodyText"/>
-      </w:pPr>
-      <w:r>
-        <w:t xml:space="preserve">IRINA: Я посчитала, пока Ольга говорила. Расходы — сто двадцать шесть миллионов в год: центр, программа, линия, качество. Штраф должен быть больше пяти лет этих расходов, иначе выгоднее нарушить и заплатить. Шестьсот тридцать миллионов. Это минимум. Я бы поставила семьсот.</w:t>
-      </w:r>
-    </w:p>
-    <w:p>
-      <w:pPr>
-        <w:pStyle w:val="BodyText"/>
-      </w:pPr>
-      <w:r>
-        <w:t xml:space="preserve">DIMA: Это… почти вся премия Волкова.</w:t>
-      </w:r>
-    </w:p>
-    <w:p>
-      <w:pPr>
-        <w:pStyle w:val="BodyText"/>
-      </w:pPr>
-      <w:r>
-        <w:t xml:space="preserve">IRINA: Почти вся. Поэтому он, скорее всего, не согласится.</w:t>
-      </w:r>
-    </w:p>
-    <w:p>
-      <w:pPr>
-        <w:pStyle w:val="BodyText"/>
-      </w:pPr>
-      <w:r>
-        <w:t xml:space="preserve">ALEKSEY: Тогда мы и узнаем, что он покупает. Если не согласится — значит, покупал как раз то, что хотел закрыть.</w:t>
-      </w:r>
-    </w:p>
-    <w:p>
-      <w:pPr>
-        <w:pStyle w:val="BodyText"/>
-      </w:pPr>
-      <w:r>
-        <w:t xml:space="preserve">ZOYA: Алексей Николаевич, а письмо? Наше письмо. Вы его оставите?</w:t>
-      </w:r>
-    </w:p>
-    <w:p>
-      <w:pPr>
-        <w:pStyle w:val="BodyText"/>
-      </w:pPr>
-      <w:r>
-        <w:t xml:space="preserve">ALEKSEY: Оставлю. Под картонкой. Рядом с «Себе — тоже». Пусть висит. Это тоже правило.</w:t>
-      </w:r>
-    </w:p>
-    <w:p>
-      <w:pPr>
-        <w:pStyle w:val="BodyText"/>
-      </w:pPr>
-      <w:r>
-        <w:t xml:space="preserve">RITA: Записываю в процедуры. «Письмо людей — пункт ноль».</w:t>
-      </w:r>
-    </w:p>
-    <w:p>
-      <w:pPr>
-        <w:pStyle w:val="BodyText"/>
-      </w:pPr>
-      <w:r>
-        <w:t xml:space="preserve">PASHA: Пункт ноль. Раньше всех пунктов. Мне нравится.</w:t>
-      </w:r>
-    </w:p>
-    <w:p>
-      <w:pPr>
-        <w:pStyle w:val="BodyText"/>
-      </w:pPr>
-      <w:r>
-        <w:t xml:space="preserve">VALYA: А Свете можно оставить её подпись? Она тридцать восьмая.</w:t>
-      </w:r>
-    </w:p>
-    <w:p>
-      <w:pPr>
-        <w:pStyle w:val="BodyText"/>
-      </w:pPr>
-      <w:r>
-        <w:t xml:space="preserve">ALEKSEY: Можно. Она подписала честно. Ушла тоже честно. Подпись остаётся.</w:t>
-      </w:r>
-    </w:p>
-    <w:p>
-      <w:pPr>
-        <w:pStyle w:val="BodyText"/>
-      </w:pPr>
-      <w:r>
-        <w:t xml:space="preserve">DIMA: А я свою не сниму. Двадцать шестой. Запомните.</w:t>
-      </w:r>
-    </w:p>
-    <w:p>
-      <w:pPr>
-        <w:pStyle w:val="BodyText"/>
-      </w:pPr>
-      <w:r>
-        <w:t xml:space="preserve">KORNILOVA: Алексей, вы ответили одной страницей на одну фразу. Это хорошая пропорция. Корнилова одобряет.</w:t>
-      </w:r>
-    </w:p>
-    <w:p>
-      <w:pPr>
-        <w:pStyle w:val="BodyText"/>
-      </w:pPr>
-      <w:r>
-        <w:t xml:space="preserve">ALEKSEY: Спасибо, Елена Викторовна. Сегодня — отвечаем. Завтра — проверяйте.</w:t>
+        <w:t xml:space="preserve">ALEKSEY: Коллеги, я ненадолго. Утром Зоя принесла мне письмо: шестьдесят одна подпись здесь и ещё тридцать фотографий из регионов. В нём одна фраза: «Мы не просим не продавать. Мы просим не продавать нас вслепую». Я отвечу на неё одной страницей, вслух, чтобы слышали все, и на экране тоже.</w:t>
+      </w:r>
+    </w:p>
+    <w:p>
+      <w:pPr>
+        <w:pStyle w:val="BodyText"/>
+      </w:pPr>
+      <w:r>
+        <w:t xml:space="preserve">ZOYA: А нам нужно это записывать?</w:t>
+      </w:r>
+    </w:p>
+    <w:p>
+      <w:pPr>
+        <w:pStyle w:val="BodyText"/>
+      </w:pPr>
+      <w:r>
+        <w:t xml:space="preserve">ALEKSEY: Не надо, Ольга Петровна запишет, она всегда записывает. Слушайте. Первое: я не прошу вас верить. Я прошу проверять.</w:t>
+      </w:r>
+    </w:p>
+    <w:p>
+      <w:pPr>
+        <w:pStyle w:val="BodyText"/>
+      </w:pPr>
+      <w:r>
+        <w:t xml:space="preserve">DIMA: Проверять — а что именно мы должны проверять?</w:t>
+      </w:r>
+    </w:p>
+    <w:p>
+      <w:pPr>
+        <w:pStyle w:val="BodyText"/>
+      </w:pPr>
+      <w:r>
+        <w:t xml:space="preserve">ALEKSEY: Три условия. Если мы когда-нибудь будем продавать компанию, Волкову или кому угодно, в договоре будут три условия. Первое: два года без сокращений, ни одного. Второе: учебный центр, линия, программа «После укола» и отдел качества с правом стопа сохраняются пять лет. Третье: если покупатель нарушит первое или второе, он платит штраф, причём такой, чтобы нарушать было дороже, чем выполнять.</w:t>
+      </w:r>
+    </w:p>
+    <w:p>
+      <w:pPr>
+        <w:pStyle w:val="BodyText"/>
+      </w:pPr>
+      <w:r>
+        <w:t xml:space="preserve">OLGA: Это пункты договора, которого пока нет. Записываю как намерение. Не как обещание.</w:t>
+      </w:r>
+    </w:p>
+    <w:p>
+      <w:pPr>
+        <w:pStyle w:val="BodyText"/>
+      </w:pPr>
+      <w:r>
+        <w:t xml:space="preserve">ALEKSEY: Как намерение. Если покупатель не согласится на три условия, сделки не будет, ни за четыре миллиарда, ни за шесть.</w:t>
+      </w:r>
+    </w:p>
+    <w:p>
+      <w:pPr>
+        <w:pStyle w:val="BodyText"/>
+      </w:pPr>
+      <w:r>
+        <w:t xml:space="preserve">PASHA: А если он вдруг согласится, что тогда?</w:t>
+      </w:r>
+    </w:p>
+    <w:p>
+      <w:pPr>
+        <w:pStyle w:val="BodyText"/>
+      </w:pPr>
+      <w:r>
+        <w:t xml:space="preserve">ALEKSEY: Тогда будем думать дальше. Но вы будете знать, на каких условиях вас «продали», и уже не вслепую.</w:t>
+      </w:r>
+    </w:p>
+    <w:p>
+      <w:pPr>
+        <w:pStyle w:val="BodyText"/>
+      </w:pPr>
+      <w:r>
+        <w:t xml:space="preserve">VALYA: А если Волков согласится, а через год всё равно закроет? Заплатит штраф и закроет?</w:t>
+      </w:r>
+    </w:p>
+    <w:p>
+      <w:pPr>
+        <w:pStyle w:val="BodyText"/>
+      </w:pPr>
+      <w:r>
+        <w:t xml:space="preserve">OLGA: Валентина, это хороший вопрос, самый юридический за весь день. Поэтому штраф будет не символический: я напишу так, чтобы закрыть центр или линию стоило дороже, чем держать их пять лет. Плюс личная ответственность директора покупателя. Это я умею, потому что двадцать лет училась у тех, кто так не делал.</w:t>
+      </w:r>
+    </w:p>
+    <w:p>
+      <w:pPr>
+        <w:pStyle w:val="BodyText"/>
+      </w:pPr>
+      <w:r>
+        <w:t xml:space="preserve">KORNILOVA: Ольга Петровна, а сколько это — «дороже», если в деньгах?</w:t>
+      </w:r>
+    </w:p>
+    <w:p>
+      <w:pPr>
+        <w:pStyle w:val="BodyText"/>
+      </w:pPr>
+      <w:r>
+        <w:t xml:space="preserve">IRINA: Я посчитала, пока Ольга говорила. Расходы — сто двадцать шесть миллионов в год: центр, программа, линия и качество. Штраф должен быть больше пяти лет этих расходов, иначе выгоднее нарушить и заплатить. Это шестьсот тридцать миллионов как минимум, а я бы поставила семьсот.</w:t>
+      </w:r>
+    </w:p>
+    <w:p>
+      <w:pPr>
+        <w:pStyle w:val="BodyText"/>
+      </w:pPr>
+      <w:r>
+        <w:t xml:space="preserve">DIMA: Но это же… почти вся премия Волкова, если я правильно понимаю.</w:t>
+      </w:r>
+    </w:p>
+    <w:p>
+      <w:pPr>
+        <w:pStyle w:val="BodyText"/>
+      </w:pPr>
+      <w:r>
+        <w:t xml:space="preserve">IRINA: Почти вся. Поэтому он, скорее всего, и не согласится.</w:t>
+      </w:r>
+    </w:p>
+    <w:p>
+      <w:pPr>
+        <w:pStyle w:val="BodyText"/>
+      </w:pPr>
+      <w:r>
+        <w:t xml:space="preserve">ALEKSEY: Тогда мы и узнаем, что он покупает. Если не согласится, значит, покупал как раз то, что хотел закрыть.</w:t>
+      </w:r>
+    </w:p>
+    <w:p>
+      <w:pPr>
+        <w:pStyle w:val="BodyText"/>
+      </w:pPr>
+      <w:r>
+        <w:t xml:space="preserve">ZOYA: Алексей Николаевич, а что будет с письмом, с нашим письмом? Вы его оставите?</w:t>
+      </w:r>
+    </w:p>
+    <w:p>
+      <w:pPr>
+        <w:pStyle w:val="BodyText"/>
+      </w:pPr>
+      <w:r>
+        <w:t xml:space="preserve">ALEKSEY: Оставлю. Пусть висит под картонкой, рядом с «Себе — тоже», потому что это тоже правило.</w:t>
+      </w:r>
+    </w:p>
+    <w:p>
+      <w:pPr>
+        <w:pStyle w:val="BodyText"/>
+      </w:pPr>
+      <w:r>
+        <w:t xml:space="preserve">RITA: Записываю в процедуры: «Письмо людей — пункт ноль».</w:t>
+      </w:r>
+    </w:p>
+    <w:p>
+      <w:pPr>
+        <w:pStyle w:val="BodyText"/>
+      </w:pPr>
+      <w:r>
+        <w:t xml:space="preserve">PASHA: Пункт ноль, то есть раньше всех остальных пунктов. Мне это нравится.</w:t>
+      </w:r>
+    </w:p>
+    <w:p>
+      <w:pPr>
+        <w:pStyle w:val="BodyText"/>
+      </w:pPr>
+      <w:r>
+        <w:t xml:space="preserve">VALYA: А Свете можно оставить её подпись? Она ведь тридцать восьмая.</w:t>
+      </w:r>
+    </w:p>
+    <w:p>
+      <w:pPr>
+        <w:pStyle w:val="BodyText"/>
+      </w:pPr>
+      <w:r>
+        <w:t xml:space="preserve">ALEKSEY: Можно. Она подписала честно и ушла тоже честно, поэтому подпись остаётся.</w:t>
+      </w:r>
+    </w:p>
+    <w:p>
+      <w:pPr>
+        <w:pStyle w:val="BodyText"/>
+      </w:pPr>
+      <w:r>
+        <w:t xml:space="preserve">DIMA: А я свою никогда не сниму. Я двадцать шестой, запомните.</w:t>
+      </w:r>
+    </w:p>
+    <w:p>
+      <w:pPr>
+        <w:pStyle w:val="BodyText"/>
+      </w:pPr>
+      <w:r>
+        <w:t xml:space="preserve">KORNILOVA: Алексей, вы ответили одной страницей на одну фразу. Это хорошая пропорция, и Корнилова её одобряет.</w:t>
+      </w:r>
+    </w:p>
+    <w:p>
+      <w:pPr>
+        <w:pStyle w:val="BodyText"/>
+      </w:pPr>
+      <w:r>
+        <w:t xml:space="preserve">ALEKSEY: Спасибо, Елена Викторовна. Сегодня — отвечаем, а завтра — проверяйте.</w:t>
       </w:r>
     </w:p>
     <w:bookmarkEnd w:id="24"/>
@@ -2224,111 +2224,111 @@
         <w:pStyle w:val="FirstParagraph"/>
       </w:pPr>
       <w:r>
-        <w:t xml:space="preserve">DOYUN: Лёша, президент ответил. Двадцать первое октября, Вонджу. «Два дня. Один — завод. Второй — разговор».</w:t>
-      </w:r>
-    </w:p>
-    <w:p>
-      <w:pPr>
-        <w:pStyle w:val="BodyText"/>
-      </w:pPr>
-      <w:r>
-        <w:t xml:space="preserve">ALEKSEY: Двадцать первое. Через десять дней. Я приеду.</w:t>
-      </w:r>
-    </w:p>
-    <w:p>
-      <w:pPr>
-        <w:pStyle w:val="BodyText"/>
-      </w:pPr>
-      <w:r>
-        <w:t xml:space="preserve">DOYUN: Он спросил: «Что Алексей хочет у меня спросить?» Я не знал, что ответить.</w:t>
-      </w:r>
-    </w:p>
-    <w:p>
-      <w:pPr>
-        <w:pStyle w:val="BodyText"/>
-      </w:pPr>
-      <w:r>
-        <w:t xml:space="preserve">ALEKSEY: Скажи правду. Я не знаю, что спросить. Я хочу посоветоваться.</w:t>
-      </w:r>
-    </w:p>
-    <w:p>
-      <w:pPr>
-        <w:pStyle w:val="BodyText"/>
-      </w:pPr>
-      <w:r>
-        <w:t xml:space="preserve">DOYUN: Он так и понял. Сказал: «Хорошо. Значит, он готов слушать. Это редкость».</w:t>
-      </w:r>
-    </w:p>
-    <w:p>
-      <w:pPr>
-        <w:pStyle w:val="BodyText"/>
-      </w:pPr>
-      <w:r>
-        <w:t xml:space="preserve">ALEKSEY: Доюн, ещё. Сегодня я поставил три условия для любой сделки. Сокращения, центр, штраф.</w:t>
-      </w:r>
-    </w:p>
-    <w:p>
-      <w:pPr>
-        <w:pStyle w:val="BodyText"/>
-      </w:pPr>
-      <w:r>
-        <w:t xml:space="preserve">DOYUN: Президент уже спросил: «А для меня эти условия тоже будут?»</w:t>
-      </w:r>
-    </w:p>
-    <w:p>
-      <w:pPr>
-        <w:pStyle w:val="BodyText"/>
-      </w:pPr>
-      <w:r>
-        <w:t xml:space="preserve">ALEKSEY: Для него? Почему для него?</w:t>
-      </w:r>
-    </w:p>
-    <w:p>
-      <w:pPr>
-        <w:pStyle w:val="BodyText"/>
-      </w:pPr>
-      <w:r>
-        <w:t xml:space="preserve">DOYUN: Не знаю. Он спросил это раньше, чем ты рассказал. Утром. Как будто знал.</w:t>
-      </w:r>
-    </w:p>
-    <w:p>
-      <w:pPr>
-        <w:pStyle w:val="BodyText"/>
-      </w:pPr>
-      <w:r>
-        <w:t xml:space="preserve">ALEKSEY: Тогда — да. Для любого. Для любого покупателя. И для любого партнёра.</w:t>
-      </w:r>
-    </w:p>
-    <w:p>
-      <w:pPr>
-        <w:pStyle w:val="BodyText"/>
-      </w:pPr>
-      <w:r>
-        <w:t xml:space="preserve">DOYUN: Хорошо. Я передам. Слово в слово.</w:t>
-      </w:r>
-    </w:p>
-    <w:p>
-      <w:pPr>
-        <w:pStyle w:val="BodyText"/>
-      </w:pPr>
-      <w:r>
-        <w:t xml:space="preserve">ALEKSEY: Доюн, а он… он думает о том, о чём я думаю?</w:t>
-      </w:r>
-    </w:p>
-    <w:p>
-      <w:pPr>
-        <w:pStyle w:val="BodyText"/>
-      </w:pPr>
-      <w:r>
-        <w:t xml:space="preserve">DOYUN: Я не знаю, о чём ты думаешь, тари. И он не говорит. Он говорит: «Пусть сначала посмотрит завод».</w:t>
-      </w:r>
-    </w:p>
-    <w:p>
-      <w:pPr>
-        <w:pStyle w:val="BodyText"/>
-      </w:pPr>
-      <w:r>
-        <w:t xml:space="preserve">ALEKSEY: Завод. Я видел его десять раз.</w:t>
+        <w:t xml:space="preserve">DOYUN: Лёша, президент ответил: двадцать первое октября, Вонджу. «Два дня. Один — завод. Второй — разговор».</w:t>
+      </w:r>
+    </w:p>
+    <w:p>
+      <w:pPr>
+        <w:pStyle w:val="BodyText"/>
+      </w:pPr>
+      <w:r>
+        <w:t xml:space="preserve">ALEKSEY: Двадцать первое, значит, через десять дней. Я обязательно приеду.</w:t>
+      </w:r>
+    </w:p>
+    <w:p>
+      <w:pPr>
+        <w:pStyle w:val="BodyText"/>
+      </w:pPr>
+      <w:r>
+        <w:t xml:space="preserve">DOYUN: Он спросил: «Что Алексей хочет у меня спросить?» А я не знал, что ему ответить.</w:t>
+      </w:r>
+    </w:p>
+    <w:p>
+      <w:pPr>
+        <w:pStyle w:val="BodyText"/>
+      </w:pPr>
+      <w:r>
+        <w:t xml:space="preserve">ALEKSEY: Скажи ему правду: я не знаю, что спросить, я просто хочу посоветоваться.</w:t>
+      </w:r>
+    </w:p>
+    <w:p>
+      <w:pPr>
+        <w:pStyle w:val="BodyText"/>
+      </w:pPr>
+      <w:r>
+        <w:t xml:space="preserve">DOYUN: Он так и понял и сказал: «Хорошо. Значит, он готов слушать. Это редкость».</w:t>
+      </w:r>
+    </w:p>
+    <w:p>
+      <w:pPr>
+        <w:pStyle w:val="BodyText"/>
+      </w:pPr>
+      <w:r>
+        <w:t xml:space="preserve">ALEKSEY: Доюн, и ещё одно. Сегодня я поставил три условия для любой сделки: сокращения, центр и штраф.</w:t>
+      </w:r>
+    </w:p>
+    <w:p>
+      <w:pPr>
+        <w:pStyle w:val="BodyText"/>
+      </w:pPr>
+      <w:r>
+        <w:t xml:space="preserve">DOYUN: А президент уже спросил: «А для меня эти условия тоже будут?»</w:t>
+      </w:r>
+    </w:p>
+    <w:p>
+      <w:pPr>
+        <w:pStyle w:val="BodyText"/>
+      </w:pPr>
+      <w:r>
+        <w:t xml:space="preserve">ALEKSEY: Для него? А почему вдруг для него?</w:t>
+      </w:r>
+    </w:p>
+    <w:p>
+      <w:pPr>
+        <w:pStyle w:val="BodyText"/>
+      </w:pPr>
+      <w:r>
+        <w:t xml:space="preserve">DOYUN: Не знаю. Он спросил это утром, раньше, чем ты рассказал, как будто уже знал.</w:t>
+      </w:r>
+    </w:p>
+    <w:p>
+      <w:pPr>
+        <w:pStyle w:val="BodyText"/>
+      </w:pPr>
+      <w:r>
+        <w:t xml:space="preserve">ALEKSEY: Тогда ответ — да. Для любого покупателя и для любого партнёра.</w:t>
+      </w:r>
+    </w:p>
+    <w:p>
+      <w:pPr>
+        <w:pStyle w:val="BodyText"/>
+      </w:pPr>
+      <w:r>
+        <w:t xml:space="preserve">DOYUN: Хорошо, я передам ему слово в слово.</w:t>
+      </w:r>
+    </w:p>
+    <w:p>
+      <w:pPr>
+        <w:pStyle w:val="BodyText"/>
+      </w:pPr>
+      <w:r>
+        <w:t xml:space="preserve">ALEKSEY: Доюн, а он… он думает о том же, о чём думаю я?</w:t>
+      </w:r>
+    </w:p>
+    <w:p>
+      <w:pPr>
+        <w:pStyle w:val="BodyText"/>
+      </w:pPr>
+      <w:r>
+        <w:t xml:space="preserve">DOYUN: Я не знаю, о чём ты думаешь, тари, а он не говорит. Он говорит только: «Пусть сначала посмотрит завод».</w:t>
+      </w:r>
+    </w:p>
+    <w:p>
+      <w:pPr>
+        <w:pStyle w:val="BodyText"/>
+      </w:pPr>
+      <w:r>
+        <w:t xml:space="preserve">ALEKSEY: Завод? Но я видел его уже раз десять.</w:t>
       </w:r>
     </w:p>
     <w:p>
@@ -3221,7 +3221,7 @@
         <w:t xml:space="preserve">“</w:t>
       </w:r>
       <w:r>
-        <w:t xml:space="preserve">Алексей, скажу то, что вы не хотите слышать. До решения я не уйду. Обещаю. Но если центр закроют — уйду в тот же день. Не к Волкову. Домой. Мне пятьдесят девять. Тридцать один год я учу врачей не торопиться. Учить их «закрывать план» не буду. Это не угроза. Прогноз.</w:t>
+        <w:t xml:space="preserve">Алексей, скажу то, что вы не хотите слышать. До решения я не уйду, обещаю. Но если центр закроют, уйду в тот же день, и не к Волкову, а домой. Мне пятьдесят девять лет. Тридцать один год я учу врачей не торопиться, и учить их «закрывать план» не буду. Это не угроза. Это прогноз.</w:t>
       </w:r>
       <w:r>
         <w:t xml:space="preserve">”</w:t>
@@ -3339,7 +3339,7 @@
               <w:jc w:val="left"/>
             </w:pPr>
             <w:r>
-              <w:t xml:space="preserve">До решения я не уйду. Обещаю.</w:t>
+              <w:t xml:space="preserve">До решения я не уйду, обещаю.</w:t>
             </w:r>
           </w:p>
         </w:tc>
@@ -3377,19 +3377,19 @@
               <w:jc w:val="left"/>
             </w:pPr>
             <w:r>
-              <w:t xml:space="preserve">Но если центр закроют — уйду в тот же день.</w:t>
-            </w:r>
-          </w:p>
-        </w:tc>
-        <w:tc>
-          <w:tcPr/>
-          <w:p>
-            <w:pPr>
-              <w:pStyle w:val="Compact"/>
-              <w:jc w:val="left"/>
-            </w:pPr>
-            <w:r>
-              <w:t xml:space="preserve">무인칭 3복수 + 조건</w:t>
+              <w:t xml:space="preserve">Но если центр закроют, уйду в тот же день, и не к Волкову, а домой.</w:t>
+            </w:r>
+          </w:p>
+        </w:tc>
+        <w:tc>
+          <w:tcPr/>
+          <w:p>
+            <w:pPr>
+              <w:pStyle w:val="Compact"/>
+              <w:jc w:val="left"/>
+            </w:pPr>
+            <w:r>
+              <w:t xml:space="preserve">무인칭 3복수 + 조건, не… а… 대조</w:t>
             </w:r>
           </w:p>
         </w:tc>
@@ -3415,7 +3415,7 @@
               <w:jc w:val="left"/>
             </w:pPr>
             <w:r>
-              <w:t xml:space="preserve">Тридцать один год я учу… Учить их «закрывать план» не буду.</w:t>
+              <w:t xml:space="preserve">Тридцать один год я учу…, и учить их «закрывать план» не буду.</w:t>
             </w:r>
           </w:p>
         </w:tc>
@@ -3453,7 +3453,7 @@
               <w:jc w:val="left"/>
             </w:pPr>
             <w:r>
-              <w:t xml:space="preserve">Это не угроза. Прогноз.</w:t>
+              <w:t xml:space="preserve">Это не угроза. Это прогноз.</w:t>
             </w:r>
           </w:p>
         </w:tc>
@@ -3489,7 +3489,7 @@
         <w:t xml:space="preserve">“</w:t>
       </w:r>
       <w:r>
-        <w:t xml:space="preserve">Скажу то, что вы не хотите слышать. До … я не …. Но если … — …. Это не угроза. Прогноз.</w:t>
+        <w:t xml:space="preserve">Скажу то, что вы не хотите слышать. До … я не …, обещаю. Но если …, … в тот же день. Это не угроза. Это прогноз.</w:t>
       </w:r>
       <w:r>
         <w:t xml:space="preserve">”</w:t>
@@ -3508,7 +3508,7 @@
         <w:t xml:space="preserve"> </w:t>
       </w:r>
       <w:r>
-        <w:t xml:space="preserve">до решения · но если · в тот же день</w:t>
+        <w:t xml:space="preserve">до решения · но если · в тот же день · не…, а…</w:t>
       </w:r>
       <w:r>
         <w:t xml:space="preserve"> </w:t>
@@ -3524,7 +3524,7 @@
         <w:t xml:space="preserve"> </w:t>
       </w:r>
       <w:r>
-        <w:t xml:space="preserve">회사의 결정에 따라 퇴사할 수 있음을 위협 없이 알리는 30~40단어 발화.</w:t>
+        <w:t xml:space="preserve">회사의 결정에 따라 퇴사할 수 있음을 위협 없이 알리는 35~60단어 발화.</w:t>
       </w:r>
     </w:p>
     <w:bookmarkEnd w:id="30"/>
@@ -3991,39 +3991,39 @@
         <w:pStyle w:val="FirstParagraph"/>
       </w:pPr>
       <w:r>
-        <w:t xml:space="preserve">조야: 알렉세이 니콜라예비치, 회의 전에 잠깐 괜찮을까요? 이거 대표님께요. 사람들이 보낸 거예요. 제가 아니라. 저는 전달만 해요.</w:t>
-      </w:r>
-    </w:p>
-    <w:p>
-      <w:pPr>
-        <w:pStyle w:val="BodyText"/>
-      </w:pPr>
-      <w:r>
-        <w:t xml:space="preserve">알렉세이: 편지예요? 종이로?</w:t>
-      </w:r>
-    </w:p>
-    <w:p>
-      <w:pPr>
-        <w:pStyle w:val="BodyText"/>
-      </w:pPr>
-      <w:r>
-        <w:t xml:space="preserve">조야: 종이로요. 서명도 직접 했어요. 예순한 명. 지역에 있는 나머지는 — 서명 사진을 보냈고요.</w:t>
-      </w:r>
-    </w:p>
-    <w:p>
-      <w:pPr>
-        <w:pStyle w:val="BodyText"/>
-      </w:pPr>
-      <w:r>
-        <w:t xml:space="preserve">알렉세이: 예순하나. 절반이 넘네요. 뭐라고 쓰여 있어요?</w:t>
-      </w:r>
-    </w:p>
-    <w:p>
-      <w:pPr>
-        <w:pStyle w:val="BodyText"/>
-      </w:pPr>
-      <w:r>
-        <w:t xml:space="preserve">조야: 직접 읽어 보세요. 한 문장이에요. 나머지는 서명이고요.</w:t>
+        <w:t xml:space="preserve">조야: 알렉세이 니콜라예비치, 회의 전에 잠깐 괜찮을까요? 이거 대표님께요. 제가 아니라 사람들이 보낸 거예요. 저는 전달만 해요.</w:t>
+      </w:r>
+    </w:p>
+    <w:p>
+      <w:pPr>
+        <w:pStyle w:val="BodyText"/>
+      </w:pPr>
+      <w:r>
+        <w:t xml:space="preserve">알렉세이: 편지예요? 진짜 종이 편지요?</w:t>
+      </w:r>
+    </w:p>
+    <w:p>
+      <w:pPr>
+        <w:pStyle w:val="BodyText"/>
+      </w:pPr>
+      <w:r>
+        <w:t xml:space="preserve">조야: 종이로요, 서명도 직접 했어요, 예순한 명. 지역에 있는 사람들은 자기 서명 사진을 보냈고요.</w:t>
+      </w:r>
+    </w:p>
+    <w:p>
+      <w:pPr>
+        <w:pStyle w:val="BodyText"/>
+      </w:pPr>
+      <w:r>
+        <w:t xml:space="preserve">알렉세이: 예순하나면 회사의 절반이 넘네요. 그래서 뭐라고 쓰여 있어요?</w:t>
+      </w:r>
+    </w:p>
+    <w:p>
+      <w:pPr>
+        <w:pStyle w:val="BodyText"/>
+      </w:pPr>
+      <w:r>
+        <w:t xml:space="preserve">조야: 직접 읽어 보세요. 딱 한 문장이고, 나머지는 전부 서명이에요.</w:t>
       </w:r>
     </w:p>
     <w:p>
@@ -4039,71 +4039,71 @@
         <w:pStyle w:val="BodyText"/>
       </w:pPr>
       <w:r>
-        <w:t xml:space="preserve">조야: 아무도요. 모두가요. 금요일에 식당에 앉아 있었어요. 상담선의 발랴가 「눈 감고」라는 말을 제안했어요. 다들 동의했고요.</w:t>
-      </w:r>
-    </w:p>
-    <w:p>
-      <w:pPr>
-        <w:pStyle w:val="BodyText"/>
-      </w:pPr>
-      <w:r>
-        <w:t xml:space="preserve">디마: 저도 한마디 해도 될까요? 저도 서명했어요. 스물여섯 번째로. 그리고 소식이 하나 더 있어요. 안 좋은 거.</w:t>
-      </w:r>
-    </w:p>
-    <w:p>
-      <w:pPr>
-        <w:pStyle w:val="BodyText"/>
-      </w:pPr>
-      <w:r>
-        <w:t xml:space="preserve">알렉세이: 말해.</w:t>
-      </w:r>
-    </w:p>
-    <w:p>
-      <w:pPr>
-        <w:pStyle w:val="BodyText"/>
-      </w:pPr>
-      <w:r>
-        <w:t xml:space="preserve">디마: 파샤랑 스베타가 「세베르나야 파르마」에 갔어요. 금요일에. 면접 보러. 둘 다.</w:t>
-      </w:r>
-    </w:p>
-    <w:p>
-      <w:pPr>
-        <w:pStyle w:val="BodyText"/>
-      </w:pPr>
-      <w:r>
-        <w:t xml:space="preserve">알렉세이: 키릴이 전화가 왔었다고 했지. 갔는지는 몰랐어.</w:t>
-      </w:r>
-    </w:p>
-    <w:p>
-      <w:pPr>
-        <w:pStyle w:val="BodyText"/>
-      </w:pPr>
-      <w:r>
-        <w:t xml:space="preserve">디마: 갔어요. 파샤는 — 저한테 직접 말했어요. 스베타는 — 아니고요. 파샤한테 들었어요.</w:t>
-      </w:r>
-    </w:p>
-    <w:p>
-      <w:pPr>
-        <w:pStyle w:val="BodyText"/>
-      </w:pPr>
-      <w:r>
-        <w:t xml:space="preserve">조야: 스베타도 편지에 서명했어요. 서른여덟 번째로.</w:t>
-      </w:r>
-    </w:p>
-    <w:p>
-      <w:pPr>
-        <w:pStyle w:val="BodyText"/>
-      </w:pPr>
-      <w:r>
-        <w:t xml:space="preserve">알렉세이: 서명하고, 갔다. 모순이 아니야. 두려움이지. 10시에 영업부 모아 줘, 디마.</w:t>
-      </w:r>
-    </w:p>
-    <w:p>
-      <w:pPr>
-        <w:pStyle w:val="BodyText"/>
-      </w:pPr>
-      <w:r>
-        <w:t xml:space="preserve">디마: 대표님 없이는 — 안 돼요. 대표님을 원해요. 눈을 마주 보고.</w:t>
+        <w:t xml:space="preserve">조야: 아무도요, 그리고 모두가요. 금요일에 식당에 앉아 있었는데, 상담선의 발랴가 「눈 감고」라는 말을 제안했고 다들 동의했어요.</w:t>
+      </w:r>
+    </w:p>
+    <w:p>
+      <w:pPr>
+        <w:pStyle w:val="BodyText"/>
+      </w:pPr>
+      <w:r>
+        <w:t xml:space="preserve">디마: 저도 한마디 해도 될까요? 저도 스물여섯 번째로 서명했어요. 그리고 소식이 하나 더 있는데, 안타깝게도 안 좋은 거예요.</w:t>
+      </w:r>
+    </w:p>
+    <w:p>
+      <w:pPr>
+        <w:pStyle w:val="BodyText"/>
+      </w:pPr>
+      <w:r>
+        <w:t xml:space="preserve">알렉세이: 말해, 디마. 돌려 말하지 말고 바로.</w:t>
+      </w:r>
+    </w:p>
+    <w:p>
+      <w:pPr>
+        <w:pStyle w:val="BodyText"/>
+      </w:pPr>
+      <w:r>
+        <w:t xml:space="preserve">디마: 파샤랑 스베타가 금요일에 「세베르나야 파르마」에 면접 보러 갔어요, 둘 다요.</w:t>
+      </w:r>
+    </w:p>
+    <w:p>
+      <w:pPr>
+        <w:pStyle w:val="BodyText"/>
+      </w:pPr>
+      <w:r>
+        <w:t xml:space="preserve">알렉세이: 키릴이 전화가 왔었다고는 했는데, 실제로 갔는지는 몰랐어.</w:t>
+      </w:r>
+    </w:p>
+    <w:p>
+      <w:pPr>
+        <w:pStyle w:val="BodyText"/>
+      </w:pPr>
+      <w:r>
+        <w:t xml:space="preserve">디마: 갔어요. 파샤는 저한테 직접 말했고, 스베타는 아니에요. 파샤한테 들었어요.</w:t>
+      </w:r>
+    </w:p>
+    <w:p>
+      <w:pPr>
+        <w:pStyle w:val="BodyText"/>
+      </w:pPr>
+      <w:r>
+        <w:t xml:space="preserve">조야: 그런데 스베타도 편지에 서명했어요, 서른여덟 번째로.</w:t>
+      </w:r>
+    </w:p>
+    <w:p>
+      <w:pPr>
+        <w:pStyle w:val="BodyText"/>
+      </w:pPr>
+      <w:r>
+        <w:t xml:space="preserve">알렉세이: 서명하고, 갔다. 모순이 아니야. 두려움이지. 디마, 10시에 영업부 좀 모아 줘.</w:t>
+      </w:r>
+    </w:p>
+    <w:p>
+      <w:pPr>
+        <w:pStyle w:val="BodyText"/>
+      </w:pPr>
+      <w:r>
+        <w:t xml:space="preserve">디마: 대표님 없이는 안 돼요. 다들 대표님이랑 얘기하고 싶어 해요. 눈을 마주 보고.</w:t>
       </w:r>
     </w:p>
     <w:bookmarkEnd w:id="33"/>
@@ -4121,167 +4121,167 @@
         <w:pStyle w:val="FirstParagraph"/>
       </w:pPr>
       <w:r>
-        <w:t xml:space="preserve">파샤: 알렉세이 니콜라예비치, 바로 말씀드릴게요. 나중에 뒤에서 그랬다는 말 안 나오게요. 볼코프한테 갔었어요. 금요일에.</w:t>
-      </w:r>
-    </w:p>
-    <w:p>
-      <w:pPr>
-        <w:pStyle w:val="BodyText"/>
-      </w:pPr>
-      <w:r>
-        <w:t xml:space="preserve">알렉세이: 알아. 직접 말해 줘서 고마워. 큰 의미가 있어.</w:t>
-      </w:r>
-    </w:p>
-    <w:p>
-      <w:pPr>
-        <w:pStyle w:val="BodyText"/>
-      </w:pPr>
-      <w:r>
-        <w:t xml:space="preserve">파샤: 두 배를 제안받았어요. 판매 퍼센트도요. 저는 주택 대출이 있고, 애가 두 살이고, 아내는 육아 휴직 중이에요. 대표님이 파시면 — 제가 제일 먼저 잘려요, 제일 늦게 들어왔으니까. 서운해서가 아니라 산수예요. 왜 제가 그쪽 제안 말고 대표님의 30일을 기다려야 하죠?</w:t>
-      </w:r>
-    </w:p>
-    <w:p>
-      <w:pPr>
-        <w:pStyle w:val="BodyText"/>
-      </w:pPr>
-      <w:r>
-        <w:t xml:space="preserve">알렉세이: 기다릴 필요 없어. 그게 정직한 답이야. 넌 누구를 기다릴 의무도 없어.</w:t>
-      </w:r>
-    </w:p>
-    <w:p>
-      <w:pPr>
-        <w:pStyle w:val="BodyText"/>
-      </w:pPr>
-      <w:r>
-        <w:t xml:space="preserve">스베타: 저희가 나가면 — 서운하시겠어요?</w:t>
-      </w:r>
-    </w:p>
-    <w:p>
-      <w:pPr>
-        <w:pStyle w:val="BodyText"/>
-      </w:pPr>
-      <w:r>
-        <w:t xml:space="preserve">알렉세이: 아니요. 올레그가 4년 전에 볼코프한테 갔어요. 제일 좋은 추천서를 써 줬어요. 아직 거기 있어요.</w:t>
-      </w:r>
-    </w:p>
-    <w:p>
-      <w:pPr>
-        <w:pStyle w:val="BodyText"/>
-      </w:pPr>
-      <w:r>
-        <w:t xml:space="preserve">디마: 올레그가 저한테 전화해요. 12월마다. 그래요: 「실적 마감 중」. 목소리가 — 지쳐 있어요.</w:t>
-      </w:r>
-    </w:p>
-    <w:p>
-      <w:pPr>
-        <w:pStyle w:val="BodyText"/>
-      </w:pPr>
-      <w:r>
-        <w:t xml:space="preserve">스베타: 그럼 저희가 남으면 뭘 약속해 주실 수 있어요?</w:t>
-      </w:r>
-    </w:p>
-    <w:p>
-      <w:pPr>
-        <w:pStyle w:val="BodyText"/>
-      </w:pPr>
-      <w:r>
-        <w:t xml:space="preserve">알렉세이: 거의 아무것도. 무슨 일이 생길지 몰라요. 하지 않을 것만 말할 수 있어요.</w:t>
-      </w:r>
-    </w:p>
-    <w:p>
-      <w:pPr>
-        <w:pStyle w:val="BodyText"/>
-      </w:pPr>
-      <w:r>
-        <w:t xml:space="preserve">파샤: 뭘 안 하실 건데요?</w:t>
-      </w:r>
-    </w:p>
-    <w:p>
-      <w:pPr>
-        <w:pStyle w:val="BodyText"/>
-      </w:pPr>
-      <w:r>
-        <w:t xml:space="preserve">알렉세이: 여러분에게 먼저 말하지 않고 볼코프에게 「네」라고 하지 않아요. 여러분의 자리가 숫자 없는 「최적화」로 적힌 서류엔 서명하지 않아요. 그리고 남으라고 설득하지 않아요. 설득도 약속이에요. 비겁한 약속.</w:t>
-      </w:r>
-    </w:p>
-    <w:p>
-      <w:pPr>
-        <w:pStyle w:val="BodyText"/>
-      </w:pPr>
-      <w:r>
-        <w:t xml:space="preserve">키릴: 제가 말해도 될까요? 볼코프가 저한테도 전화했어요. 거절했어요. 그런데 전 본보기가 아니에요. 저한텐 삼촌이 있으니까.</w:t>
-      </w:r>
-    </w:p>
-    <w:p>
-      <w:pPr>
-        <w:pStyle w:val="BodyText"/>
-      </w:pPr>
-      <w:r>
-        <w:t xml:space="preserve">파샤: 그러니까. 넌 쉽잖아.</w:t>
-      </w:r>
-    </w:p>
-    <w:p>
-      <w:pPr>
-        <w:pStyle w:val="BodyText"/>
-      </w:pPr>
-      <w:r>
-        <w:t xml:space="preserve">키릴: 쉬웠지. 토요일에 삼촌 돈을 거절했어. 이제 나도 월급뿐이야. 너처럼.</w:t>
-      </w:r>
-    </w:p>
-    <w:p>
-      <w:pPr>
-        <w:pStyle w:val="BodyText"/>
-      </w:pPr>
-      <w:r>
-        <w:t xml:space="preserve">파샤: 거절했다고? 지분을?</w:t>
-      </w:r>
-    </w:p>
-    <w:p>
-      <w:pPr>
-        <w:pStyle w:val="BodyText"/>
-      </w:pPr>
-      <w:r>
-        <w:t xml:space="preserve">키릴: 전부. 집안 일이야. 그냥 알아 둬: 내가 여기 있는 건 잃을 게 없어서가 아니야.</w:t>
-      </w:r>
-    </w:p>
-    <w:p>
-      <w:pPr>
-        <w:pStyle w:val="BodyText"/>
-      </w:pPr>
-      <w:r>
-        <w:t xml:space="preserve">스베타: 알렉세이 니콜라예비치, 그럼 대표님은요? 화요일에 직접 말씀하셨잖아요 — 16억. 파시면 — 부자가 되어 떠나시겠죠. 집을 사고, 바다로 가시고. 그럼 저희는 — 어디로요? 볼코프한테 퍼센트 받으러? 아니면 「최적화」되면 길거리로? 그걸 알고 싶어요.</w:t>
-      </w:r>
-    </w:p>
-    <w:p>
-      <w:pPr>
-        <w:pStyle w:val="BodyText"/>
-      </w:pPr>
-      <w:r>
-        <w:t xml:space="preserve">알렉세이: 좋은 질문이에요, 스베타. 이번 주 가장 정직한 질문. 제가 팔면 — 부자가 되어 떠나요. 5년 동안 이 일을 못 하고. 여러분 중 누구도 곁에 없이. 그게 제가 얻는 거예요. 돈 — 그리고 텅 빈 사무실.</w:t>
-      </w:r>
-    </w:p>
-    <w:p>
-      <w:pPr>
-        <w:pStyle w:val="BodyText"/>
-      </w:pPr>
-      <w:r>
-        <w:t xml:space="preserve">스베타: 지금은 그렇게 말씀하시죠.</w:t>
-      </w:r>
-    </w:p>
-    <w:p>
-      <w:pPr>
-        <w:pStyle w:val="BodyText"/>
-      </w:pPr>
-      <w:r>
-        <w:t xml:space="preserve">알렉세이: 지금은. 네. 30일 뒤에 뭐라고 할지는 몰라요. 그래서 약속하지 않는 거예요.</w:t>
-      </w:r>
-    </w:p>
-    <w:p>
-      <w:pPr>
-        <w:pStyle w:val="BodyText"/>
-      </w:pPr>
-      <w:r>
-        <w:t xml:space="preserve">디마: 저도 한마디 할게요. 팀장으로서. 저는 안 나가요 — 볼코프한테도, 누구한테도. 그런데 말로 사람을 붙잡을 순 없어요. 그쪽이 얼마 주는지 알아요. 올레그는 돈 때문에 가서 퍼센트 때문에 남았어요. 스스로 결정하세요. 비난하지 않아요. 제 일은 — 여러분 고객이 내일 젤을 받게 하는 거예요.</w:t>
+        <w:t xml:space="preserve">파샤: 알렉세이 니콜라예비치, 나중에 뒤에서 그랬다는 말 안 나오게 바로 말씀드릴게요. 금요일에 볼코프한테 갔었어요.</w:t>
+      </w:r>
+    </w:p>
+    <w:p>
+      <w:pPr>
+        <w:pStyle w:val="BodyText"/>
+      </w:pPr>
+      <w:r>
+        <w:t xml:space="preserve">알렉세이: 알아. 직접 말해 줘서 고마워, 나한테는 큰 의미가 있어.</w:t>
+      </w:r>
+    </w:p>
+    <w:p>
+      <w:pPr>
+        <w:pStyle w:val="BodyText"/>
+      </w:pPr>
+      <w:r>
+        <w:t xml:space="preserve">파샤: 두 배를 제안받았어요, 판매 퍼센트도요. 저는 주택 대출이 있고, 애가 두 살이고, 아내는 육아 휴직 중이에요. 대표님이 회사를 파시면 제가 제일 먼저 잘려요, 제일 늦게 들어왔으니까. 서운해서가 아니라 산수예요. 왜 제가 그쪽 제안을 받지 않고 대표님의 30일을 기다려야 하죠?</w:t>
+      </w:r>
+    </w:p>
+    <w:p>
+      <w:pPr>
+        <w:pStyle w:val="BodyText"/>
+      </w:pPr>
+      <w:r>
+        <w:t xml:space="preserve">알렉세이: 기다릴 필요 없어, 그게 정직한 답이야. 넌 누구를 기다릴 의무도 없어.</w:t>
+      </w:r>
+    </w:p>
+    <w:p>
+      <w:pPr>
+        <w:pStyle w:val="BodyText"/>
+      </w:pPr>
+      <w:r>
+        <w:t xml:space="preserve">스베타: 저희가 나가면 저희한테 서운하시겠어요?</w:t>
+      </w:r>
+    </w:p>
+    <w:p>
+      <w:pPr>
+        <w:pStyle w:val="BodyText"/>
+      </w:pPr>
+      <w:r>
+        <w:t xml:space="preserve">알렉세이: 아니요. 올레그가 4년 전에 볼코프한테 갔을 때 제일 좋은 추천서를 써 줬어요. 아직도 거기서 일해요.</w:t>
+      </w:r>
+    </w:p>
+    <w:p>
+      <w:pPr>
+        <w:pStyle w:val="BodyText"/>
+      </w:pPr>
+      <w:r>
+        <w:t xml:space="preserve">디마: 올레그가 12월마다 저한테 전화해서 그래요: 「실적 마감 중」. 목소리는 늘 지쳐 있고요.</w:t>
+      </w:r>
+    </w:p>
+    <w:p>
+      <w:pPr>
+        <w:pStyle w:val="BodyText"/>
+      </w:pPr>
+      <w:r>
+        <w:t xml:space="preserve">스베타: 그럼 저희가 그래도 남으면 뭘 약속해 주실 수 있어요?</w:t>
+      </w:r>
+    </w:p>
+    <w:p>
+      <w:pPr>
+        <w:pStyle w:val="BodyText"/>
+      </w:pPr>
+      <w:r>
+        <w:t xml:space="preserve">알렉세이: 거의 아무것도요, 무슨 일이 생길지 모르니까. 하지만 하지 않을 것은 말할 수 있어요.</w:t>
+      </w:r>
+    </w:p>
+    <w:p>
+      <w:pPr>
+        <w:pStyle w:val="BodyText"/>
+      </w:pPr>
+      <w:r>
+        <w:t xml:space="preserve">파샤: 그럼 확실히 안 하실 건 뭔데요?</w:t>
+      </w:r>
+    </w:p>
+    <w:p>
+      <w:pPr>
+        <w:pStyle w:val="BodyText"/>
+      </w:pPr>
+      <w:r>
+        <w:t xml:space="preserve">알렉세이: 여러분에게 먼저 말하지 않고 볼코프에게 「네」라고 하지 않아요. 여러분의 자리가 숫자 없는 「최적화」로 적힌 서류엔 서명하지 않아요. 그리고 아무리 그러고 싶어도 남으라고 설득하지 않아요. 설득도 약속이에요. 비겁한 약속.</w:t>
+      </w:r>
+    </w:p>
+    <w:p>
+      <w:pPr>
+        <w:pStyle w:val="BodyText"/>
+      </w:pPr>
+      <w:r>
+        <w:t xml:space="preserve">키릴: 제가 말해도 될까요? 볼코프가 저한테도 전화했는데 거절했어요. 그런데 전 본보기가 아니에요, 저한텐 삼촌이 있으니까.</w:t>
+      </w:r>
+    </w:p>
+    <w:p>
+      <w:pPr>
+        <w:pStyle w:val="BodyText"/>
+      </w:pPr>
+      <w:r>
+        <w:t xml:space="preserve">파샤: 그러니까, 키릴. 넌 말하기 쉽잖아.</w:t>
+      </w:r>
+    </w:p>
+    <w:p>
+      <w:pPr>
+        <w:pStyle w:val="BodyText"/>
+      </w:pPr>
+      <w:r>
+        <w:t xml:space="preserve">키릴: 쉬웠지. 토요일에 삼촌 돈을 거절했어. 이제 나도 너처럼 월급뿐이야.</w:t>
+      </w:r>
+    </w:p>
+    <w:p>
+      <w:pPr>
+        <w:pStyle w:val="BodyText"/>
+      </w:pPr>
+      <w:r>
+        <w:t xml:space="preserve">파샤: 거절했다고? 진짜 지분을 거절했어?</w:t>
+      </w:r>
+    </w:p>
+    <w:p>
+      <w:pPr>
+        <w:pStyle w:val="BodyText"/>
+      </w:pPr>
+      <w:r>
+        <w:t xml:space="preserve">키릴: 전부. 집안 일이긴 한데, 그냥 알아 둬: 내가 여기 있는 건 잃을 게 없어서가 아니야.</w:t>
+      </w:r>
+    </w:p>
+    <w:p>
+      <w:pPr>
+        <w:pStyle w:val="BodyText"/>
+      </w:pPr>
+      <w:r>
+        <w:t xml:space="preserve">스베타: 알렉세이 니콜라예비치, 그럼 대표님은요? 화요일에 직접 말씀하셨잖아요, 16억. 파시면 부자가 되어 떠나시고, 집을 사고 바다로 가시겠죠. 그럼 저희는 어디로요? 볼코프한테 퍼센트 받으러, 아니면 「최적화」되면 길거리로? 우리는 어떻게 되죠? 그걸 알고 싶어요.</w:t>
+      </w:r>
+    </w:p>
+    <w:p>
+      <w:pPr>
+        <w:pStyle w:val="BodyText"/>
+      </w:pPr>
+      <w:r>
+        <w:t xml:space="preserve">알렉세이: 좋은 질문이에요, 스베타, 이번 주 가장 정직한 질문. 제가 팔면 부자가 되어 떠나지만, 5년 동안 이 일을 못 하고 여러분 중 누구도 곁에 없어요. 그게 제가 얻는 거예요: 돈, 그리고 텅 빈 사무실.</w:t>
+      </w:r>
+    </w:p>
+    <w:p>
+      <w:pPr>
+        <w:pStyle w:val="BodyText"/>
+      </w:pPr>
+      <w:r>
+        <w:t xml:space="preserve">스베타: 지금은 그렇게 말씀하시지만, 나중엔 다 바뀔 수도 있죠.</w:t>
+      </w:r>
+    </w:p>
+    <w:p>
+      <w:pPr>
+        <w:pStyle w:val="BodyText"/>
+      </w:pPr>
+      <w:r>
+        <w:t xml:space="preserve">알렉세이: 네, 지금은요. 30일 뒤에 뭐라고 할지는 몰라요. 그래서 아무것도 약속하지 않는 거예요.</w:t>
+      </w:r>
+    </w:p>
+    <w:p>
+      <w:pPr>
+        <w:pStyle w:val="BodyText"/>
+      </w:pPr>
+      <w:r>
+        <w:t xml:space="preserve">디마: 팀장으로서 한마디 할게요. 저는 볼코프한테도, 다른 누구한테도 안 나가요. 그런데 말로 사람을 붙잡을 순 없어요, 그쪽이 얼마 주는지 아니까요. 올레그는 돈 때문에 가서 퍼센트 때문에 남았어요. 스스로 결정하세요, 아무도 비난하지 않아요. 제 일은 여러분 고객이 내일 젤을 받게 하는 거예요.</w:t>
       </w:r>
     </w:p>
     <w:p>
@@ -4305,95 +4305,95 @@
         <w:pStyle w:val="BodyText"/>
       </w:pPr>
       <w:r>
-        <w:t xml:space="preserve">스베타: 멋지네요. 그런데 엄마는 다 다르잖아요.</w:t>
-      </w:r>
-    </w:p>
-    <w:p>
-      <w:pPr>
-        <w:pStyle w:val="BodyText"/>
-      </w:pPr>
-      <w:r>
-        <w:t xml:space="preserve">디마: 다르지. 그래서 스스로 정하는 거야.</w:t>
-      </w:r>
-    </w:p>
-    <w:p>
-      <w:pPr>
-        <w:pStyle w:val="BodyText"/>
-      </w:pPr>
-      <w:r>
-        <w:t xml:space="preserve">알렉세이: 그럼 제안 하나. 약속 아니고. 제안이에요. 30일 동안 — 하던 대로 일하세요. 31일째에 결정을 말할게요. 결정이 마음에 안 들면 — 나가세요. 추천서와 한 달 치 보너스를 가지고. 그 전에 나가도 — 추천서는 드려요. 보너스 없이.</w:t>
-      </w:r>
-    </w:p>
-    <w:p>
-      <w:pPr>
-        <w:pStyle w:val="BodyText"/>
-      </w:pPr>
-      <w:r>
-        <w:t xml:space="preserve">파샤: 한 달 치 보너스면… 얼마예요?</w:t>
-      </w:r>
-    </w:p>
-    <w:p>
-      <w:pPr>
-        <w:pStyle w:val="BodyText"/>
-      </w:pPr>
-      <w:r>
-        <w:t xml:space="preserve">알렉세이: 기본급. 많진 않아요. 하지만 그건 — 정직함에 대한 거예요. 기다려 준 것에 대한.</w:t>
-      </w:r>
-    </w:p>
-    <w:p>
-      <w:pPr>
-        <w:pStyle w:val="BodyText"/>
-      </w:pPr>
-      <w:r>
-        <w:t xml:space="preserve">스베타: 볼코프가 30일 사이에 저희를 안 데려가겠다고 마음을 바꾸면요?</w:t>
-      </w:r>
-    </w:p>
-    <w:p>
-      <w:pPr>
-        <w:pStyle w:val="BodyText"/>
-      </w:pPr>
-      <w:r>
-        <w:t xml:space="preserve">알렉세이: 그럼 1년 뒤에도 바꾸겠죠. 볼코프는 필요할 때까지만 데려가요. 우리는 — 여러분이 함께하는 동안이에요.</w:t>
-      </w:r>
-    </w:p>
-    <w:p>
-      <w:pPr>
-        <w:pStyle w:val="BodyText"/>
-      </w:pPr>
-      <w:r>
-        <w:t xml:space="preserve">파샤: 기다릴게요. 30일. 아이를 위해서 — 기다릴게요. 제가 배울 때까지 2년을 기다려 주셨으니 — 한 달은 기다리죠.</w:t>
-      </w:r>
-    </w:p>
-    <w:p>
-      <w:pPr>
-        <w:pStyle w:val="BodyText"/>
-      </w:pPr>
-      <w:r>
-        <w:t xml:space="preserve">스베타: 저는 — 아니에요. 죄송해요. 볼코프한테 「네」라고 했어요. 금요일에. 어제 오퍼에 서명했어요.</w:t>
-      </w:r>
-    </w:p>
-    <w:p>
-      <w:pPr>
-        <w:pStyle w:val="BodyText"/>
-      </w:pPr>
-      <w:r>
-        <w:t xml:space="preserve">알렉세이: 그럼 — 행운을 빌어요, 스베타. 진심으로. 추천서는 오늘 쓸게요. 약속대로 보너스는 없이. 하지만 감사와 함께.</w:t>
-      </w:r>
-    </w:p>
-    <w:p>
-      <w:pPr>
-        <w:pStyle w:val="BodyText"/>
-      </w:pPr>
-      <w:r>
-        <w:t xml:space="preserve">스베타: 화 안 나세요?</w:t>
-      </w:r>
-    </w:p>
-    <w:p>
-      <w:pPr>
-        <w:pStyle w:val="BodyText"/>
-      </w:pPr>
-      <w:r>
-        <w:t xml:space="preserve">알렉세이: 아니요. 직접 말해 줬잖아요. 눈을 마주 보고. 그런 일엔 화내지 않아요.</w:t>
+        <w:t xml:space="preserve">스베타: 멋진 말이네요. 그런데 엄마는 다 다르고, 하는 말도 다르잖아요.</w:t>
+      </w:r>
+    </w:p>
+    <w:p>
+      <w:pPr>
+        <w:pStyle w:val="BodyText"/>
+      </w:pPr>
+      <w:r>
+        <w:t xml:space="preserve">디마: 당연히 다르지. 그래서 각자 스스로 정하는 거야.</w:t>
+      </w:r>
+    </w:p>
+    <w:p>
+      <w:pPr>
+        <w:pStyle w:val="BodyText"/>
+      </w:pPr>
+      <w:r>
+        <w:t xml:space="preserve">알렉세이: 그럼 약속 말고 제안 하나 할게요. 30일 동안 하던 대로 일하세요. 31일째에 결정을 말할게요. 결정이 마음에 안 들면 추천서와 한 달 치 보너스를 가지고 나가세요. 그 전에 나가도 추천서는 드리지만, 보너스는 없어요.</w:t>
+      </w:r>
+    </w:p>
+    <w:p>
+      <w:pPr>
+        <w:pStyle w:val="BodyText"/>
+      </w:pPr>
+      <w:r>
+        <w:t xml:space="preserve">파샤: 한 달 치 보너스면 숫자로 얼마예요?</w:t>
+      </w:r>
+    </w:p>
+    <w:p>
+      <w:pPr>
+        <w:pStyle w:val="BodyText"/>
+      </w:pPr>
+      <w:r>
+        <w:t xml:space="preserve">알렉세이: 기본급이에요, 많진 않아요. 하지만 그건 정직함에 대한, 기다려 준 것에 대한 보너스예요.</w:t>
+      </w:r>
+    </w:p>
+    <w:p>
+      <w:pPr>
+        <w:pStyle w:val="BodyText"/>
+      </w:pPr>
+      <w:r>
+        <w:t xml:space="preserve">스베타: 볼코프가 그 30일 사이에 저희를 안 데려가겠다고 마음을 바꾸면요?</w:t>
+      </w:r>
+    </w:p>
+    <w:p>
+      <w:pPr>
+        <w:pStyle w:val="BodyText"/>
+      </w:pPr>
+      <w:r>
+        <w:t xml:space="preserve">알렉세이: 그럼 1년 뒤에도 바꾸겠죠. 볼코프는 필요할 때까지만 사람을 데려가고, 우리는 여러분이 함께하는 동안 버텨요.</w:t>
+      </w:r>
+    </w:p>
+    <w:p>
+      <w:pPr>
+        <w:pStyle w:val="BodyText"/>
+      </w:pPr>
+      <w:r>
+        <w:t xml:space="preserve">파샤: 30일 기다릴게요, 아이를 위해서요. 제가 배울 때까지 2년을 기다려 주셨으니, 한 달은 기다리죠.</w:t>
+      </w:r>
+    </w:p>
+    <w:p>
+      <w:pPr>
+        <w:pStyle w:val="BodyText"/>
+      </w:pPr>
+      <w:r>
+        <w:t xml:space="preserve">스베타: 저는 아니에요, 죄송해요. 금요일에 이미 볼코프한테 「네」라고 했고, 어제 오퍼에 서명했어요.</w:t>
+      </w:r>
+    </w:p>
+    <w:p>
+      <w:pPr>
+        <w:pStyle w:val="BodyText"/>
+      </w:pPr>
+      <w:r>
+        <w:t xml:space="preserve">알렉세이: 그럼 행운을 빌어요, 스베타. 진심이에요. 추천서는 오늘 쓸게요. 약속대로 보너스는 없지만, 감사와 함께요.</w:t>
+      </w:r>
+    </w:p>
+    <w:p>
+      <w:pPr>
+        <w:pStyle w:val="BodyText"/>
+      </w:pPr>
+      <w:r>
+        <w:t xml:space="preserve">스베타: 저한테 정말 하나도 화 안 나세요?</w:t>
+      </w:r>
+    </w:p>
+    <w:p>
+      <w:pPr>
+        <w:pStyle w:val="BodyText"/>
+      </w:pPr>
+      <w:r>
+        <w:t xml:space="preserve">알렉세이: 아니요. 직접 다 말해 줬잖아요, 눈을 마주 보고. 그런 일엔 화내지 않아요.</w:t>
       </w:r>
     </w:p>
     <w:bookmarkEnd w:id="34"/>
@@ -4411,23 +4411,23 @@
         <w:pStyle w:val="FirstParagraph"/>
       </w:pPr>
       <w:r>
-        <w:t xml:space="preserve">코르닐로바: 알렉세이, 내 조교들이 잠을 못 자요. 세 명. 그리고 노보시비르스크 의사 열두 명이 전화했어요: 우리가 팔리면 인증서가 유효하냐고.</w:t>
-      </w:r>
-    </w:p>
-    <w:p>
-      <w:pPr>
-        <w:pStyle w:val="BodyText"/>
-      </w:pPr>
-      <w:r>
-        <w:t xml:space="preserve">알렉세이: 유효해요. 인증서는 — 선생님 거예요. 선생님 서명이요. 그건 못 사요.</w:t>
-      </w:r>
-    </w:p>
-    <w:p>
-      <w:pPr>
-        <w:pStyle w:val="BodyText"/>
-      </w:pPr>
-      <w:r>
-        <w:t xml:space="preserve">코르닐로바: 그건 당신 생각이고요. 볼코프는 센터를 사겠죠. 닫겠죠. 인증서는 남아요 — 문 닫은 대학의 졸업장처럼. 예쁘고 쓸모없게.</w:t>
+        <w:t xml:space="preserve">코르닐로바: 알렉세이, 내 조교 세 명이 잠을 못 자요. 그리고 노보시비르스크 의사 열두 명이 우리가 팔리면 인증서가 유효하냐고 전화했어요.</w:t>
+      </w:r>
+    </w:p>
+    <w:p>
+      <w:pPr>
+        <w:pStyle w:val="BodyText"/>
+      </w:pPr>
+      <w:r>
+        <w:t xml:space="preserve">알렉세이: 유효해요. 인증서는 선생님 거고, 거기 선생님 서명이 있어요. 그건 아무도 못 사요.</w:t>
+      </w:r>
+    </w:p>
+    <w:p>
+      <w:pPr>
+        <w:pStyle w:val="BodyText"/>
+      </w:pPr>
+      <w:r>
+        <w:t xml:space="preserve">코르닐로바: 그건 당신 생각이고요. 볼코프는 센터를 사서 닫겠죠. 인증서는 문 닫은 대학의 졸업장처럼 남아요: 예쁘고 쓸모없게.</w:t>
       </w:r>
     </w:p>
     <w:p>
@@ -4443,199 +4443,199 @@
         <w:pStyle w:val="BodyText"/>
       </w:pPr>
       <w:r>
-        <w:t xml:space="preserve">코르닐로바: 아직은 — 아무것도. 아직은 듣고 있어요. 당신처럼.</w:t>
-      </w:r>
-    </w:p>
-    <w:p>
-      <w:pPr>
-        <w:pStyle w:val="BodyText"/>
-      </w:pPr>
-      <w:r>
-        <w:t xml:space="preserve">리타: 그럼 제 부서는요? 어제 「세베르나야 파르마」 인사 담당자가 전화했어요. 자리를 제안하더라고요: 「유통 품질 책임자」. 연봉은 좋아요. 하나만 물었어요: 온도가 기준을 벗어나면 제가 로트를 멈출 권한이 있느냐고. 한참 말이 없더니. 다시 묻더라고요. 질문을 이해 못 했어요.</w:t>
-      </w:r>
-    </w:p>
-    <w:p>
-      <w:pPr>
-        <w:pStyle w:val="BodyText"/>
-      </w:pPr>
-      <w:r>
-        <w:t xml:space="preserve">알렉세이: 이해를 못 했다고요?</w:t>
-      </w:r>
-    </w:p>
-    <w:p>
-      <w:pPr>
-        <w:pStyle w:val="BodyText"/>
-      </w:pPr>
-      <w:r>
-        <w:t xml:space="preserve">리타: 「멈춘다」는 말을 이해 못 했어요. 그러더라고요: 「저희는 로트를 멈추지 않아요 — 팔죠」. 정중하게 전화를 끊었어요.</w:t>
-      </w:r>
-    </w:p>
-    <w:p>
-      <w:pPr>
-        <w:pStyle w:val="BodyText"/>
-      </w:pPr>
-      <w:r>
-        <w:t xml:space="preserve">발랴: 저도 말해도 될까요? 상담선이에요. 발렌티나. 간호사. 야간 근무. 「눈 감고」라는 말을 생각해 낸 게 저예요.</w:t>
-      </w:r>
-    </w:p>
-    <w:p>
-      <w:pPr>
-        <w:pStyle w:val="BodyText"/>
-      </w:pPr>
-      <w:r>
-        <w:t xml:space="preserve">알렉세이: 알아요, 발랴. 그 말 고마워요. 정확한 말이에요.</w:t>
-      </w:r>
-    </w:p>
-    <w:p>
-      <w:pPr>
-        <w:pStyle w:val="BodyText"/>
-      </w:pPr>
-      <w:r>
-        <w:t xml:space="preserve">발랴: 저희는 밤에 일해요. 밤이 낮보다 무서워요. 낮에는 사람들이 볼코프한테서 온 편지를 읽죠. 밤에는 — 환자들이 전화해요. 어제 한 분이 물었어요: 「한 달 뒤에도 답해 주실 거예요?」 뭐라고 해야 할지 몰랐어요.</w:t>
-      </w:r>
-    </w:p>
-    <w:p>
-      <w:pPr>
-        <w:pStyle w:val="BodyText"/>
-      </w:pPr>
-      <w:r>
-        <w:t xml:space="preserve">코르닐로바: 뭐라고 했어요?</w:t>
-      </w:r>
-    </w:p>
-    <w:p>
-      <w:pPr>
-        <w:pStyle w:val="BodyText"/>
-      </w:pPr>
-      <w:r>
-        <w:t xml:space="preserve">발랴: 그랬어요: 「오늘은 — 답합니다」. 그게 다예요. 그분이 그러더라고요: 「그거면 됐어요」. 전화를 끊었어요.</w:t>
-      </w:r>
-    </w:p>
-    <w:p>
-      <w:pPr>
-        <w:pStyle w:val="BodyText"/>
-      </w:pPr>
-      <w:r>
-        <w:t xml:space="preserve">리타: 「오늘은 — 답합니다」. 어떤 절차보다 낫네요. 적어 둘게요.</w:t>
-      </w:r>
-    </w:p>
-    <w:p>
-      <w:pPr>
-        <w:pStyle w:val="BodyText"/>
-      </w:pPr>
-      <w:r>
-        <w:t xml:space="preserve">알렉세이: 발랴, 그게 맞는 답이에요. 유일하게 맞는 답. 우리는 오늘 답해요. 내일은 — 제가 알아볼게요.</w:t>
-      </w:r>
-    </w:p>
-    <w:p>
-      <w:pPr>
-        <w:pStyle w:val="BodyText"/>
-      </w:pPr>
-      <w:r>
-        <w:t xml:space="preserve">코르닐로바: 알렉세이, 듣기 싫은 말을 할게요. 결정 전엔 안 나가요. 약속해요. 하지만 센터를 닫으면 — 그날 바로 나가요. 볼코프한테가 아니라. 집으로. 난 쉰아홉이에요. 31년 동안 의사들에게 서두르지 말라고 가르쳤어요. 「실적 마감」을 가르치진 않을 거예요. 위협이 아니에요. 예보예요.</w:t>
-      </w:r>
-    </w:p>
-    <w:p>
-      <w:pPr>
-        <w:pStyle w:val="BodyText"/>
-      </w:pPr>
-      <w:r>
-        <w:t xml:space="preserve">알렉세이: 예보. 받아들일게요. 직설적으로 말씀해 주셔서 감사해요.</w:t>
-      </w:r>
-    </w:p>
-    <w:p>
-      <w:pPr>
-        <w:pStyle w:val="BodyText"/>
-      </w:pPr>
-      <w:r>
-        <w:t xml:space="preserve">리타: 제 예보도요, 알렉세이 니콜라예비치. 품질 부서에 로트를 멈출 권한이 없어지면 — 저도 없을 거예요. 그날 바로. 자존심 때문이 아니에요. 권한 없는 서명은 — 서명 위조니까요. 위조를 잡는 게 제 일이에요. 제 걸 잡고 싶진 않아요.</w:t>
-      </w:r>
-    </w:p>
-    <w:p>
-      <w:pPr>
-        <w:pStyle w:val="BodyText"/>
-      </w:pPr>
-      <w:r>
-        <w:t xml:space="preserve">발랴: 그럼 저희는요? 상담선은? 여섯 명이에요. 볼코프는 아무도 안 불러요. 그쪽엔 상담선이 없으니까.</w:t>
-      </w:r>
-    </w:p>
-    <w:p>
-      <w:pPr>
-        <w:pStyle w:val="BodyText"/>
-      </w:pPr>
-      <w:r>
-        <w:t xml:space="preserve">코르닐로바: 볼코프한텐 콜센터가 있어요. 거기선 배송에 대해 답하죠.</w:t>
-      </w:r>
-    </w:p>
-    <w:p>
-      <w:pPr>
-        <w:pStyle w:val="BodyText"/>
-      </w:pPr>
-      <w:r>
-        <w:t xml:space="preserve">발랴: 배송에 대해서. 저희는 — 얼굴에 대해서고요.</w:t>
-      </w:r>
-    </w:p>
-    <w:p>
-      <w:pPr>
-        <w:pStyle w:val="BodyText"/>
-      </w:pPr>
-      <w:r>
-        <w:t xml:space="preserve">알렉세이: 그래서 여러분이 — 가장 중요한 조건이에요. 볼코프에게 상담선이 없다면 — 상담선이 남든지, 거래가 없든지.</w:t>
-      </w:r>
-    </w:p>
-    <w:p>
-      <w:pPr>
-        <w:pStyle w:val="BodyText"/>
-      </w:pPr>
-      <w:r>
-        <w:t xml:space="preserve">코르닐로바: 그거 지금 정한 거예요? 방금?</w:t>
-      </w:r>
-    </w:p>
-    <w:p>
-      <w:pPr>
-        <w:pStyle w:val="BodyText"/>
-      </w:pPr>
-      <w:r>
-        <w:t xml:space="preserve">알렉세이: 방금. 발랴가 저 대신 정했어요. 1년 뒤 「답합니다」라고 말할 수 없게 되면 — 안 팔아요.</w:t>
-      </w:r>
-    </w:p>
-    <w:p>
-      <w:pPr>
-        <w:pStyle w:val="BodyText"/>
-      </w:pPr>
-      <w:r>
-        <w:t xml:space="preserve">리타: 그건 조건이에요, 약속이에요? 의사록에 중요해서요.</w:t>
-      </w:r>
-    </w:p>
-    <w:p>
-      <w:pPr>
-        <w:pStyle w:val="BodyText"/>
-      </w:pPr>
-      <w:r>
-        <w:t xml:space="preserve">알렉세이: 조건이요. 볼코프에 대한. 약속은 — 하나뿐이에요: 결정 전에 말한다. 나머지는 — 조건이에요.</w:t>
-      </w:r>
-    </w:p>
-    <w:p>
-      <w:pPr>
-        <w:pStyle w:val="BodyText"/>
-      </w:pPr>
-      <w:r>
-        <w:t xml:space="preserve">발랴: 조건은 좋아요. 확인할 수 있으니까요. 약속은 — 못 하고요.</w:t>
-      </w:r>
-    </w:p>
-    <w:p>
-      <w:pPr>
-        <w:pStyle w:val="BodyText"/>
-      </w:pPr>
-      <w:r>
-        <w:t xml:space="preserve">리타: 발렌티나, 제 품질 부서로 오실래요?</w:t>
-      </w:r>
-    </w:p>
-    <w:p>
-      <w:pPr>
-        <w:pStyle w:val="BodyText"/>
-      </w:pPr>
-      <w:r>
-        <w:t xml:space="preserve">발랴: 아니요. 저는 — 밤이에요. 리타 씨는 — 낮이고요. 그래야 해요.</w:t>
+        <w:t xml:space="preserve">코르닐로바: 아직은 아무것도. 아직은 듣고 있어요, 당신처럼.</w:t>
+      </w:r>
+    </w:p>
+    <w:p>
+      <w:pPr>
+        <w:pStyle w:val="BodyText"/>
+      </w:pPr>
+      <w:r>
+        <w:t xml:space="preserve">리타: 그럼 제 부서는요? 어제 「세베르나야 파르마」 인사 담당자가 전화해서 「유통 품질 책임자」 자리를 제안했어요, 연봉도 좋고요. 하나만 물었어요: 온도가 기준을 벗어나면 제가 로트를 멈출 권한이 있느냐고. 한참 말이 없더니 다시 묻더라고요, 질문을 아예 이해 못 해서요.</w:t>
+      </w:r>
+    </w:p>
+    <w:p>
+      <w:pPr>
+        <w:pStyle w:val="BodyText"/>
+      </w:pPr>
+      <w:r>
+        <w:t xml:space="preserve">알렉세이: 이해를 못 했다고요? 간단한 질문인데요.</w:t>
+      </w:r>
+    </w:p>
+    <w:p>
+      <w:pPr>
+        <w:pStyle w:val="BodyText"/>
+      </w:pPr>
+      <w:r>
+        <w:t xml:space="preserve">리타: 「멈춘다」는 말을 이해 못 했어요. 그러더라고요: 「저희는 로트를 멈추지 않아요 — 팔죠」. 그래서 정중하게 전화를 끊었어요.</w:t>
+      </w:r>
+    </w:p>
+    <w:p>
+      <w:pPr>
+        <w:pStyle w:val="BodyText"/>
+      </w:pPr>
+      <w:r>
+        <w:t xml:space="preserve">발랴: 저도 말해도 될까요? 저는 상담선 간호사 발렌티나예요, 야간 근무를 해요. 「눈 감고」라는 말을 생각해 낸 게 저예요.</w:t>
+      </w:r>
+    </w:p>
+    <w:p>
+      <w:pPr>
+        <w:pStyle w:val="BodyText"/>
+      </w:pPr>
+      <w:r>
+        <w:t xml:space="preserve">알렉세이: 알아요, 발랴. 그 말 고마워요, 아주 정확한 말이에요.</w:t>
+      </w:r>
+    </w:p>
+    <w:p>
+      <w:pPr>
+        <w:pStyle w:val="BodyText"/>
+      </w:pPr>
+      <w:r>
+        <w:t xml:space="preserve">발랴: 저희는 밤에 일하는데, 밤이 낮보다 무서워요. 낮에는 사람들이 볼코프한테서 온 편지를 읽고, 밤에는 환자들이 전화해요. 어제 한 분이 물었어요: 「한 달 뒤에도 답해 주실 거예요?」 저도 모르니까 뭐라고 해야 할지 몰랐어요.</w:t>
+      </w:r>
+    </w:p>
+    <w:p>
+      <w:pPr>
+        <w:pStyle w:val="BodyText"/>
+      </w:pPr>
+      <w:r>
+        <w:t xml:space="preserve">코르닐로바: 그래서 결국 뭐라고 했어요?</w:t>
+      </w:r>
+    </w:p>
+    <w:p>
+      <w:pPr>
+        <w:pStyle w:val="BodyText"/>
+      </w:pPr>
+      <w:r>
+        <w:t xml:space="preserve">발랴: 그랬어요: 「오늘은 — 답합니다」. 그게 다예요. 그분이 「그거면 됐어요」 하고 전화를 끊었어요.</w:t>
+      </w:r>
+    </w:p>
+    <w:p>
+      <w:pPr>
+        <w:pStyle w:val="BodyText"/>
+      </w:pPr>
+      <w:r>
+        <w:t xml:space="preserve">리타: 「오늘은 — 답합니다」. 어떤 절차보다 낫네요, 꼭 적어 둘게요.</w:t>
+      </w:r>
+    </w:p>
+    <w:p>
+      <w:pPr>
+        <w:pStyle w:val="BodyText"/>
+      </w:pPr>
+      <w:r>
+        <w:t xml:space="preserve">알렉세이: 발랴, 그게 맞는 답이에요, 유일하게 맞는 답. 우리는 오늘 답하고, 내일은 제가 직접 알아볼게요.</w:t>
+      </w:r>
+    </w:p>
+    <w:p>
+      <w:pPr>
+        <w:pStyle w:val="BodyText"/>
+      </w:pPr>
+      <w:r>
+        <w:t xml:space="preserve">코르닐로바: 알렉세이, 듣기 싫은 말을 할게요. 결정 전엔 안 나가요, 약속해요. 하지만 센터를 닫으면 그날 바로 나가요, 볼코프한테가 아니라 집으로. 난 쉰아홉이에요. 31년 동안 의사들에게 서두르지 말라고 가르쳤고, 「실적 마감」을 가르치진 않을 거예요. 위협이 아니에요. 예보예요.</w:t>
+      </w:r>
+    </w:p>
+    <w:p>
+      <w:pPr>
+        <w:pStyle w:val="BodyText"/>
+      </w:pPr>
+      <w:r>
+        <w:t xml:space="preserve">알렉세이: 예보, 받아들일게요. 뒤에서가 아니라 직설적으로 말씀해 주셔서 감사해요.</w:t>
+      </w:r>
+    </w:p>
+    <w:p>
+      <w:pPr>
+        <w:pStyle w:val="BodyText"/>
+      </w:pPr>
+      <w:r>
+        <w:t xml:space="preserve">리타: 그럼 제 예보도요, 알렉세이 니콜라예비치. 품질 부서에 로트를 멈출 권한이 없어지면 저도 그날 바로 없을 거예요. 자존심 때문이 아니라, 권한 없는 서명은 서명 위조니까요. 위조를 잡는 게 제 일이고, 제 위조를 잡고 싶진 않아요.</w:t>
+      </w:r>
+    </w:p>
+    <w:p>
+      <w:pPr>
+        <w:pStyle w:val="BodyText"/>
+      </w:pPr>
+      <w:r>
+        <w:t xml:space="preserve">발랴: 그럼 저희, 상담선은요? 여섯 명인데, 볼코프는 아무도 안 불러요. 그쪽엔 상담선이 없으니까요.</w:t>
+      </w:r>
+    </w:p>
+    <w:p>
+      <w:pPr>
+        <w:pStyle w:val="BodyText"/>
+      </w:pPr>
+      <w:r>
+        <w:t xml:space="preserve">코르닐로바: 볼코프한텐 콜센터가 있지만, 거기선 배송에 대해서만 답하죠.</w:t>
+      </w:r>
+    </w:p>
+    <w:p>
+      <w:pPr>
+        <w:pStyle w:val="BodyText"/>
+      </w:pPr>
+      <w:r>
+        <w:t xml:space="preserve">발랴: 바로 그거예요, 배송에 대해서. 저희는 얼굴에 대해서 답하고요.</w:t>
+      </w:r>
+    </w:p>
+    <w:p>
+      <w:pPr>
+        <w:pStyle w:val="BodyText"/>
+      </w:pPr>
+      <w:r>
+        <w:t xml:space="preserve">알렉세이: 그래서 여러분이 가장 중요한 조건이에요. 볼코프에게 상담선이 없다면, 상담선이 남든지 거래가 없든지 둘 중 하나예요.</w:t>
+      </w:r>
+    </w:p>
+    <w:p>
+      <w:pPr>
+        <w:pStyle w:val="BodyText"/>
+      </w:pPr>
+      <w:r>
+        <w:t xml:space="preserve">코르닐로바: 그거 지금 정한 거예요? 방금, 우리 앞에서?</w:t>
+      </w:r>
+    </w:p>
+    <w:p>
+      <w:pPr>
+        <w:pStyle w:val="BodyText"/>
+      </w:pPr>
+      <w:r>
+        <w:t xml:space="preserve">알렉세이: 방금요, 발랴가 저 대신 정했어요. 1년 뒤 「답합니다」라고 말할 수 없게 되면 안 팔아요.</w:t>
+      </w:r>
+    </w:p>
+    <w:p>
+      <w:pPr>
+        <w:pStyle w:val="BodyText"/>
+      </w:pPr>
+      <w:r>
+        <w:t xml:space="preserve">리타: 그건 조건이에요, 약속이에요? 의사록 때문에 확실히 알아야 해서요.</w:t>
+      </w:r>
+    </w:p>
+    <w:p>
+      <w:pPr>
+        <w:pStyle w:val="BodyText"/>
+      </w:pPr>
+      <w:r>
+        <w:t xml:space="preserve">알렉세이: 볼코프에 대한 조건이요. 약속은 하나뿐이에요: 결정 전에 여러분에게 말한다. 나머지는 다 조건이에요.</w:t>
+      </w:r>
+    </w:p>
+    <w:p>
+      <w:pPr>
+        <w:pStyle w:val="BodyText"/>
+      </w:pPr>
+      <w:r>
+        <w:t xml:space="preserve">발랴: 조건은 좋아요. 조건은 확인할 수 있으니까요. 약속은 — 못 하고요.</w:t>
+      </w:r>
+    </w:p>
+    <w:p>
+      <w:pPr>
+        <w:pStyle w:val="BodyText"/>
+      </w:pPr>
+      <w:r>
+        <w:t xml:space="preserve">리타: 발렌티나, 제 품질 부서에 와서 일하실래요?</w:t>
+      </w:r>
+    </w:p>
+    <w:p>
+      <w:pPr>
+        <w:pStyle w:val="BodyText"/>
+      </w:pPr>
+      <w:r>
+        <w:t xml:space="preserve">발랴: 아니요, 감사하지만요. 저는 밤이고, 리타 씨는 낮이에요. 그래야 해요.</w:t>
       </w:r>
     </w:p>
     <w:p>
@@ -4661,7 +4661,7 @@
         <w:pStyle w:val="FirstParagraph"/>
       </w:pPr>
       <w:r>
-        <w:t xml:space="preserve">알렉세이: 여러분, 오래 안 걸려요. 오늘 아침 조야가 편지를 가져왔어요. 여기서 예순한 명의 서명, 그리고 지역에서 사진 서른 장. 한 문장: 「우리는 팔지 말라고 하지 않습니다. 우리를 눈 감고 팔지 말라는 것입니다」. 저는 거기에 한 쪽으로 답하겠어요. 소리 내서. 모두가 듣도록, 화면에서도.</w:t>
+        <w:t xml:space="preserve">알렉세이: 여러분, 오래 안 걸려요. 오늘 아침 조야가 편지를 가져왔어요: 여기서 예순한 명의 서명, 그리고 지역에서 사진 서른 장. 한 문장이에요: 「우리는 팔지 말라고 하지 않습니다. 우리를 눈 감고 팔지 말라는 것입니다」. 저는 거기에 한 쪽으로, 소리 내서 답하겠어요. 모두가, 화면에서도 듣도록.</w:t>
       </w:r>
     </w:p>
     <w:p>
@@ -4677,175 +4677,175 @@
         <w:pStyle w:val="BodyText"/>
       </w:pPr>
       <w:r>
-        <w:t xml:space="preserve">알렉세이: 아니요. 올가 페트로브나가 적을 거예요. 늘 적으시니까. 들어 주세요. 첫째. 믿어 달라고 하지 않겠어요. 확인해 달라고 하겠어요.</w:t>
-      </w:r>
-    </w:p>
-    <w:p>
-      <w:pPr>
-        <w:pStyle w:val="BodyText"/>
-      </w:pPr>
-      <w:r>
-        <w:t xml:space="preserve">디마: 뭘 확인하라는 거예요?</w:t>
-      </w:r>
-    </w:p>
-    <w:p>
-      <w:pPr>
-        <w:pStyle w:val="BodyText"/>
-      </w:pPr>
-      <w:r>
-        <w:t xml:space="preserve">알렉세이: 조건 세 가지. 우리가 언젠가 회사를 판다면 — 볼코프든 누구든 — 계약서엔 조건 세 가지가 들어가요. 첫째: 2년간 감원 없음. 한 명도. 둘째: 교육 센터, 상담선, 「주사 이후」 프로그램, 로트 정지 권한이 있는 품질 부서 — 5년. 셋째: 매수인이 첫째나 둘째를 어기면 — 위약금. 어기는 게 지키는 것보다 비싸도록.</w:t>
-      </w:r>
-    </w:p>
-    <w:p>
-      <w:pPr>
-        <w:pStyle w:val="BodyText"/>
-      </w:pPr>
-      <w:r>
-        <w:t xml:space="preserve">올가: 존재하지 않는 계약서의 조항이야. 의향으로 적을게. 약속으로가 아니라.</w:t>
-      </w:r>
-    </w:p>
-    <w:p>
-      <w:pPr>
-        <w:pStyle w:val="BodyText"/>
-      </w:pPr>
-      <w:r>
-        <w:t xml:space="preserve">알렉세이: 의향으로. 매수인이 세 조건에 동의하지 않으면 — 거래는 없어요. 40억이든, 60억이든.</w:t>
-      </w:r>
-    </w:p>
-    <w:p>
-      <w:pPr>
-        <w:pStyle w:val="BodyText"/>
-      </w:pPr>
-      <w:r>
-        <w:t xml:space="preserve">파샤: 동의하면요?</w:t>
-      </w:r>
-    </w:p>
-    <w:p>
-      <w:pPr>
-        <w:pStyle w:val="BodyText"/>
-      </w:pPr>
-      <w:r>
-        <w:t xml:space="preserve">알렉세이: 그럼 더 생각해 보죠. 하지만 여러분은 어떤 조건으로 「팔렸는지」 알게 돼요. 눈 감고가 아니라.</w:t>
-      </w:r>
-    </w:p>
-    <w:p>
-      <w:pPr>
-        <w:pStyle w:val="BodyText"/>
-      </w:pPr>
-      <w:r>
-        <w:t xml:space="preserve">발랴: 볼코프가 동의하고 — 1년 뒤에 그래도 닫으면요? 위약금 내고 — 닫으면요?</w:t>
-      </w:r>
-    </w:p>
-    <w:p>
-      <w:pPr>
-        <w:pStyle w:val="BodyText"/>
-      </w:pPr>
-      <w:r>
-        <w:t xml:space="preserve">올가: 발렌티나, 좋은 질문이에요. 오늘 가장 법적인 질문. 그래서 위약금은 상징적이지 않을 거예요. 센터나 상담선을 닫는 게 5년 유지하는 것보다 비싸도록 쓸게요. 거기에 매수인 대표의 개인 책임까지. 그건 내가 잘해요. 그렇게 안 하던 사람들한테 20년 배웠거든요.</w:t>
-      </w:r>
-    </w:p>
-    <w:p>
-      <w:pPr>
-        <w:pStyle w:val="BodyText"/>
-      </w:pPr>
-      <w:r>
-        <w:t xml:space="preserve">코르닐로바: 올가 페트로브나, 「더 비싸다」는 게 얼마예요?</w:t>
-      </w:r>
-    </w:p>
-    <w:p>
-      <w:pPr>
-        <w:pStyle w:val="BodyText"/>
-      </w:pPr>
-      <w:r>
-        <w:t xml:space="preserve">이리나: 올가가 말하는 동안 계산했어요. 비용은 — 연 1억 2,600만: 센터, 프로그램, 상담선, 품질. 위약금은 이 비용 5년 치보다 커야 해요, 아니면 어기고 내는 게 이득이니까. 6억 3천만. 최소예요. 저라면 7억으로 하겠어요.</w:t>
-      </w:r>
-    </w:p>
-    <w:p>
-      <w:pPr>
-        <w:pStyle w:val="BodyText"/>
-      </w:pPr>
-      <w:r>
-        <w:t xml:space="preserve">디마: 그건… 볼코프 프리미엄 거의 전부잖아요.</w:t>
-      </w:r>
-    </w:p>
-    <w:p>
-      <w:pPr>
-        <w:pStyle w:val="BodyText"/>
-      </w:pPr>
-      <w:r>
-        <w:t xml:space="preserve">이리나: 거의 전부. 그래서 아마 동의 안 할 거예요.</w:t>
-      </w:r>
-    </w:p>
-    <w:p>
-      <w:pPr>
-        <w:pStyle w:val="BodyText"/>
-      </w:pPr>
-      <w:r>
-        <w:t xml:space="preserve">알렉세이: 그럼 그 사람이 뭘 사는지 알게 되겠죠. 동의 안 하면 — 바로 닫으려던 걸 사려던 거예요.</w:t>
-      </w:r>
-    </w:p>
-    <w:p>
-      <w:pPr>
-        <w:pStyle w:val="BodyText"/>
-      </w:pPr>
-      <w:r>
-        <w:t xml:space="preserve">조야: 알렉세이 니콜라예비치, 그럼 편지는요? 저희 편지. 남겨 두실 거예요?</w:t>
-      </w:r>
-    </w:p>
-    <w:p>
-      <w:pPr>
-        <w:pStyle w:val="BodyText"/>
-      </w:pPr>
-      <w:r>
-        <w:t xml:space="preserve">알렉세이: 남겨 둘게요. 판지 아래에. 「Себе — тоже」 옆에. 걸려 있게요. 그것도 규칙이에요.</w:t>
-      </w:r>
-    </w:p>
-    <w:p>
-      <w:pPr>
-        <w:pStyle w:val="BodyText"/>
-      </w:pPr>
-      <w:r>
-        <w:t xml:space="preserve">리타: 절차에 적을게요. 「사람들의 편지 — 0항」.</w:t>
-      </w:r>
-    </w:p>
-    <w:p>
-      <w:pPr>
-        <w:pStyle w:val="BodyText"/>
-      </w:pPr>
-      <w:r>
-        <w:t xml:space="preserve">파샤: 0항. 모든 항보다 먼저. 마음에 들어요.</w:t>
-      </w:r>
-    </w:p>
-    <w:p>
-      <w:pPr>
-        <w:pStyle w:val="BodyText"/>
-      </w:pPr>
-      <w:r>
-        <w:t xml:space="preserve">발랴: 스베타 서명도 남겨 둬도 돼요? 서른여덟 번째예요.</w:t>
-      </w:r>
-    </w:p>
-    <w:p>
-      <w:pPr>
-        <w:pStyle w:val="BodyText"/>
-      </w:pPr>
-      <w:r>
-        <w:t xml:space="preserve">알렉세이: 돼요. 정직하게 서명했어요. 나간 것도 정직하게 나갔고요. 서명은 남아요.</w:t>
-      </w:r>
-    </w:p>
-    <w:p>
-      <w:pPr>
-        <w:pStyle w:val="BodyText"/>
-      </w:pPr>
-      <w:r>
-        <w:t xml:space="preserve">디마: 제 건 안 지울 거예요. 스물여섯 번째. 기억해 두세요.</w:t>
-      </w:r>
-    </w:p>
-    <w:p>
-      <w:pPr>
-        <w:pStyle w:val="BodyText"/>
-      </w:pPr>
-      <w:r>
-        <w:t xml:space="preserve">코르닐로바: 알렉세이, 한 문장에 한 쪽으로 답했네요. 좋은 비율이에요. 코르닐로바가 인정해요.</w:t>
+        <w:t xml:space="preserve">알렉세이: 아니요, 올가 페트로브나가 적을 거예요, 늘 적으시니까. 들어 주세요. 첫째: 믿어 달라고 하지 않겠어요. 확인해 달라고 하겠어요.</w:t>
+      </w:r>
+    </w:p>
+    <w:p>
+      <w:pPr>
+        <w:pStyle w:val="BodyText"/>
+      </w:pPr>
+      <w:r>
+        <w:t xml:space="preserve">디마: 확인이요? 정확히 뭘 확인하라는 거예요?</w:t>
+      </w:r>
+    </w:p>
+    <w:p>
+      <w:pPr>
+        <w:pStyle w:val="BodyText"/>
+      </w:pPr>
+      <w:r>
+        <w:t xml:space="preserve">알렉세이: 조건 세 가지요. 우리가 언젠가 회사를 판다면, 볼코프든 누구든, 계약서엔 조건 세 가지가 들어가요. 첫째: 2년간 감원 없음, 한 명도. 둘째: 교육 센터, 상담선, 「주사 이후」 프로그램, 로트 정지 권한이 있는 품질 부서를 5년간 유지. 셋째: 매수인이 첫째나 둘째를 어기면 위약금, 그것도 어기는 게 지키는 것보다 비싸도록.</w:t>
+      </w:r>
+    </w:p>
+    <w:p>
+      <w:pPr>
+        <w:pStyle w:val="BodyText"/>
+      </w:pPr>
+      <w:r>
+        <w:t xml:space="preserve">올가: 아직 존재하지 않는 계약서의 조항이야. 의향으로 적을게. 약속으로가 아니라.</w:t>
+      </w:r>
+    </w:p>
+    <w:p>
+      <w:pPr>
+        <w:pStyle w:val="BodyText"/>
+      </w:pPr>
+      <w:r>
+        <w:t xml:space="preserve">알렉세이: 의향으로. 매수인이 세 조건에 동의하지 않으면 거래는 없어요, 40억이든 60억이든.</w:t>
+      </w:r>
+    </w:p>
+    <w:p>
+      <w:pPr>
+        <w:pStyle w:val="BodyText"/>
+      </w:pPr>
+      <w:r>
+        <w:t xml:space="preserve">파샤: 그런데 만약 동의하면요, 그땐 어떻게 돼요?</w:t>
+      </w:r>
+    </w:p>
+    <w:p>
+      <w:pPr>
+        <w:pStyle w:val="BodyText"/>
+      </w:pPr>
+      <w:r>
+        <w:t xml:space="preserve">알렉세이: 그럼 더 생각해 보죠. 하지만 여러분은 어떤 조건으로 「팔렸는지」 알게 되고, 더는 눈 감고가 아니에요.</w:t>
+      </w:r>
+    </w:p>
+    <w:p>
+      <w:pPr>
+        <w:pStyle w:val="BodyText"/>
+      </w:pPr>
+      <w:r>
+        <w:t xml:space="preserve">발랴: 볼코프가 동의하고 나서 1년 뒤에 그래도 닫으면요? 위약금 내고 닫으면요?</w:t>
+      </w:r>
+    </w:p>
+    <w:p>
+      <w:pPr>
+        <w:pStyle w:val="BodyText"/>
+      </w:pPr>
+      <w:r>
+        <w:t xml:space="preserve">올가: 발렌티나, 좋은 질문이에요, 오늘 가장 법적인 질문. 그래서 위약금은 상징적이지 않을 거예요: 센터나 상담선을 닫는 게 5년 유지하는 것보다 비싸도록 쓸게요. 거기에 매수인 대표의 개인 책임까지. 그건 내가 잘해요, 그렇게 안 하던 사람들한테 20년 배웠거든요.</w:t>
+      </w:r>
+    </w:p>
+    <w:p>
+      <w:pPr>
+        <w:pStyle w:val="BodyText"/>
+      </w:pPr>
+      <w:r>
+        <w:t xml:space="preserve">코르닐로바: 올가 페트로브나, 「더 비싸다」는 게 돈으로 얼마예요?</w:t>
+      </w:r>
+    </w:p>
+    <w:p>
+      <w:pPr>
+        <w:pStyle w:val="BodyText"/>
+      </w:pPr>
+      <w:r>
+        <w:t xml:space="preserve">이리나: 올가가 말하는 동안 계산했어요. 비용은 연 1억 2,600만이에요: 센터, 프로그램, 상담선, 품질. 위약금은 이 비용 5년 치보다 커야 해요, 아니면 어기고 내는 게 이득이니까. 최소 6억 3천만이고, 저라면 7억으로 하겠어요.</w:t>
+      </w:r>
+    </w:p>
+    <w:p>
+      <w:pPr>
+        <w:pStyle w:val="BodyText"/>
+      </w:pPr>
+      <w:r>
+        <w:t xml:space="preserve">디마: 그건… 제가 제대로 이해했다면, 볼코프 프리미엄 거의 전부잖아요.</w:t>
+      </w:r>
+    </w:p>
+    <w:p>
+      <w:pPr>
+        <w:pStyle w:val="BodyText"/>
+      </w:pPr>
+      <w:r>
+        <w:t xml:space="preserve">이리나: 거의 전부죠. 그래서 아마 동의 안 할 거예요.</w:t>
+      </w:r>
+    </w:p>
+    <w:p>
+      <w:pPr>
+        <w:pStyle w:val="BodyText"/>
+      </w:pPr>
+      <w:r>
+        <w:t xml:space="preserve">알렉세이: 그럼 그 사람이 뭘 사는지 알게 되겠죠. 동의 안 하면, 바로 닫으려던 걸 사려던 거예요.</w:t>
+      </w:r>
+    </w:p>
+    <w:p>
+      <w:pPr>
+        <w:pStyle w:val="BodyText"/>
+      </w:pPr>
+      <w:r>
+        <w:t xml:space="preserve">조야: 알렉세이 니콜라예비치, 그럼 편지는요, 저희 편지는요? 남겨 두실 거예요?</w:t>
+      </w:r>
+    </w:p>
+    <w:p>
+      <w:pPr>
+        <w:pStyle w:val="BodyText"/>
+      </w:pPr>
+      <w:r>
+        <w:t xml:space="preserve">알렉세이: 남겨 둘게요. 판지 아래, 「Себе — тоже」 옆에 걸어 둘게요. 그것도 규칙이니까요.</w:t>
+      </w:r>
+    </w:p>
+    <w:p>
+      <w:pPr>
+        <w:pStyle w:val="BodyText"/>
+      </w:pPr>
+      <w:r>
+        <w:t xml:space="preserve">리타: 절차에 적을게요: 「사람들의 편지 — 0항」.</w:t>
+      </w:r>
+    </w:p>
+    <w:p>
+      <w:pPr>
+        <w:pStyle w:val="BodyText"/>
+      </w:pPr>
+      <w:r>
+        <w:t xml:space="preserve">파샤: 0항, 그러니까 다른 모든 항보다 먼저네요. 마음에 들어요.</w:t>
+      </w:r>
+    </w:p>
+    <w:p>
+      <w:pPr>
+        <w:pStyle w:val="BodyText"/>
+      </w:pPr>
+      <w:r>
+        <w:t xml:space="preserve">발랴: 스베타 서명도 남겨 둬도 돼요? 서른여덟 번째잖아요.</w:t>
+      </w:r>
+    </w:p>
+    <w:p>
+      <w:pPr>
+        <w:pStyle w:val="BodyText"/>
+      </w:pPr>
+      <w:r>
+        <w:t xml:space="preserve">알렉세이: 돼요. 정직하게 서명했고 나간 것도 정직하게 나갔으니, 서명은 남아요.</w:t>
+      </w:r>
+    </w:p>
+    <w:p>
+      <w:pPr>
+        <w:pStyle w:val="BodyText"/>
+      </w:pPr>
+      <w:r>
+        <w:t xml:space="preserve">디마: 제 건 절대 안 지울 거예요. 스물여섯 번째, 기억해 두세요.</w:t>
+      </w:r>
+    </w:p>
+    <w:p>
+      <w:pPr>
+        <w:pStyle w:val="BodyText"/>
+      </w:pPr>
+      <w:r>
+        <w:t xml:space="preserve">코르닐로바: 알렉세이, 한 문장에 한 쪽으로 답했네요. 좋은 비율이에요, 코르닐로바가 인정해요.</w:t>
       </w:r>
     </w:p>
     <w:p>
@@ -4871,47 +4871,47 @@
         <w:pStyle w:val="FirstParagraph"/>
       </w:pPr>
       <w:r>
-        <w:t xml:space="preserve">도윤: 료샤, 대표님이 답하셨어. 10월 21일, 원주. 「이틀. 하루는 — 공장. 이튿날은 — 대화」.</w:t>
-      </w:r>
-    </w:p>
-    <w:p>
-      <w:pPr>
-        <w:pStyle w:val="BodyText"/>
-      </w:pPr>
-      <w:r>
-        <w:t xml:space="preserve">알렉세이: 21일. 열흘 뒤네. 갈게.</w:t>
-      </w:r>
-    </w:p>
-    <w:p>
-      <w:pPr>
-        <w:pStyle w:val="BodyText"/>
-      </w:pPr>
-      <w:r>
-        <w:t xml:space="preserve">도윤: 물으셨어: 「알렉세이는 나한테 뭘 묻고 싶어 하나?」 뭐라고 해야 할지 몰랐어.</w:t>
-      </w:r>
-    </w:p>
-    <w:p>
-      <w:pPr>
-        <w:pStyle w:val="BodyText"/>
-      </w:pPr>
-      <w:r>
-        <w:t xml:space="preserve">알렉세이: 사실대로 말해. 뭘 물을지 모르겠다고. 상의하고 싶다고.</w:t>
-      </w:r>
-    </w:p>
-    <w:p>
-      <w:pPr>
-        <w:pStyle w:val="BodyText"/>
-      </w:pPr>
-      <w:r>
-        <w:t xml:space="preserve">도윤: 그렇게 이해하셨어. 그러셨어: 「좋다. 그러면 들을 준비가 됐다는 거다. 드문 일이지」.</w:t>
-      </w:r>
-    </w:p>
-    <w:p>
-      <w:pPr>
-        <w:pStyle w:val="BodyText"/>
-      </w:pPr>
-      <w:r>
-        <w:t xml:space="preserve">알렉세이: 도윤, 하나 더. 오늘 어떤 거래든 조건 세 가지를 걸었어. 감원, 센터, 위약금.</w:t>
+        <w:t xml:space="preserve">도윤: 료샤, 대표님이 답하셨어: 10월 21일, 원주. 「이틀. 하루는 — 공장. 이튿날은 — 대화」.</w:t>
+      </w:r>
+    </w:p>
+    <w:p>
+      <w:pPr>
+        <w:pStyle w:val="BodyText"/>
+      </w:pPr>
+      <w:r>
+        <w:t xml:space="preserve">알렉세이: 21일이면 열흘 뒤네. 꼭 갈게.</w:t>
+      </w:r>
+    </w:p>
+    <w:p>
+      <w:pPr>
+        <w:pStyle w:val="BodyText"/>
+      </w:pPr>
+      <w:r>
+        <w:t xml:space="preserve">도윤: 물으셨어: 「알렉세이는 나한테 뭘 묻고 싶어 하나?」 그런데 뭐라고 해야 할지 몰랐어.</w:t>
+      </w:r>
+    </w:p>
+    <w:p>
+      <w:pPr>
+        <w:pStyle w:val="BodyText"/>
+      </w:pPr>
+      <w:r>
+        <w:t xml:space="preserve">알렉세이: 사실대로 말씀드려: 뭘 물을지 모르겠고, 그냥 상의하고 싶다고.</w:t>
+      </w:r>
+    </w:p>
+    <w:p>
+      <w:pPr>
+        <w:pStyle w:val="BodyText"/>
+      </w:pPr>
+      <w:r>
+        <w:t xml:space="preserve">도윤: 그렇게 이해하시고 그러셨어: 「좋다. 그러면 들을 준비가 됐다는 거다. 드문 일이지」.</w:t>
+      </w:r>
+    </w:p>
+    <w:p>
+      <w:pPr>
+        <w:pStyle w:val="BodyText"/>
+      </w:pPr>
+      <w:r>
+        <w:t xml:space="preserve">알렉세이: 도윤, 하나 더. 오늘 어떤 거래든 조건 세 가지를 걸었어: 감원, 센터, 위약금.</w:t>
       </w:r>
     </w:p>
     <w:p>
@@ -4927,55 +4927,55 @@
         <w:pStyle w:val="BodyText"/>
       </w:pPr>
       <w:r>
-        <w:t xml:space="preserve">알렉세이: 대표님께? 왜 대표님께?</w:t>
-      </w:r>
-    </w:p>
-    <w:p>
-      <w:pPr>
-        <w:pStyle w:val="BodyText"/>
-      </w:pPr>
-      <w:r>
-        <w:t xml:space="preserve">도윤: 몰라. 네가 말하기도 전에 물으셨어. 아침에. 알고 계신 것처럼.</w:t>
-      </w:r>
-    </w:p>
-    <w:p>
-      <w:pPr>
-        <w:pStyle w:val="BodyText"/>
-      </w:pPr>
-      <w:r>
-        <w:t xml:space="preserve">알렉세이: 그럼 — 응. 누구에게나. 어떤 매수인에게나. 그리고 어떤 파트너에게나.</w:t>
-      </w:r>
-    </w:p>
-    <w:p>
-      <w:pPr>
-        <w:pStyle w:val="BodyText"/>
-      </w:pPr>
-      <w:r>
-        <w:t xml:space="preserve">도윤: 알았어. 전할게. 한 글자도 안 틀리고.</w:t>
-      </w:r>
-    </w:p>
-    <w:p>
-      <w:pPr>
-        <w:pStyle w:val="BodyText"/>
-      </w:pPr>
-      <w:r>
-        <w:t xml:space="preserve">알렉세이: 도윤, 대표님이… 내가 생각하는 걸 생각하고 계셔?</w:t>
-      </w:r>
-    </w:p>
-    <w:p>
-      <w:pPr>
-        <w:pStyle w:val="BodyText"/>
-      </w:pPr>
-      <w:r>
-        <w:t xml:space="preserve">도윤: 네가 뭘 생각하는지 모르겠어, 다리야. 대표님도 말씀 안 하셔. 그러셔: 「먼저 공장을 보게 해라」.</w:t>
-      </w:r>
-    </w:p>
-    <w:p>
-      <w:pPr>
-        <w:pStyle w:val="BodyText"/>
-      </w:pPr>
-      <w:r>
-        <w:t xml:space="preserve">알렉세이: 공장. 열 번은 봤는데.</w:t>
+        <w:t xml:space="preserve">알렉세이: 대표님께? 왜 갑자기 대표님께?</w:t>
+      </w:r>
+    </w:p>
+    <w:p>
+      <w:pPr>
+        <w:pStyle w:val="BodyText"/>
+      </w:pPr>
+      <w:r>
+        <w:t xml:space="preserve">도윤: 몰라. 네가 말하기도 전에, 아침에 물으셨어. 이미 알고 계신 것처럼.</w:t>
+      </w:r>
+    </w:p>
+    <w:p>
+      <w:pPr>
+        <w:pStyle w:val="BodyText"/>
+      </w:pPr>
+      <w:r>
+        <w:t xml:space="preserve">알렉세이: 그럼 답은 — 응. 어떤 매수인에게나, 그리고 어떤 파트너에게나.</w:t>
+      </w:r>
+    </w:p>
+    <w:p>
+      <w:pPr>
+        <w:pStyle w:val="BodyText"/>
+      </w:pPr>
+      <w:r>
+        <w:t xml:space="preserve">도윤: 알았어, 한 글자도 안 틀리고 전할게.</w:t>
+      </w:r>
+    </w:p>
+    <w:p>
+      <w:pPr>
+        <w:pStyle w:val="BodyText"/>
+      </w:pPr>
+      <w:r>
+        <w:t xml:space="preserve">알렉세이: 도윤, 대표님이… 내가 생각하는 걸 똑같이 생각하고 계셔?</w:t>
+      </w:r>
+    </w:p>
+    <w:p>
+      <w:pPr>
+        <w:pStyle w:val="BodyText"/>
+      </w:pPr>
+      <w:r>
+        <w:t xml:space="preserve">도윤: 네가 뭘 생각하는지 모르겠어, 다리야. 대표님도 말씀 안 하셔. 그냥 그러셔: 「먼저 공장을 보게 해라」.</w:t>
+      </w:r>
+    </w:p>
+    <w:p>
+      <w:pPr>
+        <w:pStyle w:val="BodyText"/>
+      </w:pPr>
+      <w:r>
+        <w:t xml:space="preserve">알렉세이: 공장? 벌써 열 번은 봤는데.</w:t>
       </w:r>
     </w:p>
     <w:p>
